--- a/python/python2_OOP.docx
+++ b/python/python2_OOP.docx
@@ -359,7 +359,17 @@
           <w:sz w:val="36"/>
           <w:szCs w:val="36"/>
         </w:rPr>
-        <w:t>Class</w:t>
+        <w:t>c</w:t>
+      </w:r>
+      <w:r>
+        <w:rPr>
+          <w:b/>
+          <w:bCs/>
+          <w:color w:val="D86DCB" w:themeColor="accent5" w:themeTint="99"/>
+          <w:sz w:val="36"/>
+          <w:szCs w:val="36"/>
+        </w:rPr>
+        <w:t>lass</w:t>
       </w:r>
       <w:r>
         <w:rPr>
@@ -494,6 +504,84 @@
           <w:sz w:val="36"/>
           <w:szCs w:val="36"/>
         </w:rPr>
+        <w:tab/>
+        <w:t xml:space="preserve">def </w:t>
+      </w:r>
+      <w:proofErr w:type="spellStart"/>
+      <w:r>
+        <w:rPr>
+          <w:b/>
+          <w:bCs/>
+          <w:color w:val="D86DCB" w:themeColor="accent5" w:themeTint="99"/>
+          <w:sz w:val="36"/>
+          <w:szCs w:val="36"/>
+        </w:rPr>
+        <w:t>get_name</w:t>
+      </w:r>
+      <w:proofErr w:type="spellEnd"/>
+      <w:r>
+        <w:rPr>
+          <w:b/>
+          <w:bCs/>
+          <w:color w:val="D86DCB" w:themeColor="accent5" w:themeTint="99"/>
+          <w:sz w:val="36"/>
+          <w:szCs w:val="36"/>
+        </w:rPr>
+        <w:t>(self):</w:t>
+      </w:r>
+    </w:p>
+    <w:p>
+      <w:pPr>
+        <w:jc w:val="both"/>
+        <w:rPr>
+          <w:b/>
+          <w:bCs/>
+          <w:color w:val="D86DCB" w:themeColor="accent5" w:themeTint="99"/>
+          <w:sz w:val="36"/>
+          <w:szCs w:val="36"/>
+        </w:rPr>
+      </w:pPr>
+      <w:r>
+        <w:rPr>
+          <w:b/>
+          <w:bCs/>
+          <w:color w:val="D86DCB" w:themeColor="accent5" w:themeTint="99"/>
+          <w:sz w:val="36"/>
+          <w:szCs w:val="36"/>
+        </w:rPr>
+        <w:tab/>
+      </w:r>
+      <w:r>
+        <w:rPr>
+          <w:b/>
+          <w:bCs/>
+          <w:color w:val="D86DCB" w:themeColor="accent5" w:themeTint="99"/>
+          <w:sz w:val="36"/>
+          <w:szCs w:val="36"/>
+        </w:rPr>
+        <w:tab/>
+        <w:t>return self.name</w:t>
+      </w:r>
+    </w:p>
+    <w:p>
+      <w:pPr>
+        <w:jc w:val="both"/>
+        <w:rPr>
+          <w:b/>
+          <w:bCs/>
+          <w:color w:val="D86DCB" w:themeColor="accent5" w:themeTint="99"/>
+          <w:sz w:val="36"/>
+          <w:szCs w:val="36"/>
+        </w:rPr>
+      </w:pPr>
+      <w:r>
+        <w:rPr>
+          <w:b/>
+          <w:bCs/>
+          <w:color w:val="D86DCB" w:themeColor="accent5" w:themeTint="99"/>
+          <w:sz w:val="36"/>
+          <w:szCs w:val="36"/>
+        </w:rPr>
         <w:t>parrot1</w:t>
       </w:r>
       <w:r>
@@ -857,6 +945,7 @@
           <w:sz w:val="36"/>
           <w:szCs w:val="36"/>
         </w:rPr>
+        <w:lastRenderedPageBreak/>
         <w:t>print(</w:t>
       </w:r>
       <w:proofErr w:type="spellStart"/>
@@ -935,320 +1024,654 @@
         <w:rPr>
           <w:b/>
           <w:bCs/>
-          <w:sz w:val="36"/>
-          <w:szCs w:val="36"/>
-        </w:rPr>
-      </w:pPr>
-      <w:r>
-        <w:rPr>
-          <w:b/>
-          <w:bCs/>
+          <w:color w:val="D86DCB" w:themeColor="accent5" w:themeTint="99"/>
+          <w:sz w:val="36"/>
+          <w:szCs w:val="36"/>
+        </w:rPr>
+      </w:pPr>
+      <w:r>
+        <w:rPr>
+          <w:b/>
+          <w:bCs/>
+          <w:color w:val="D86DCB" w:themeColor="accent5" w:themeTint="99"/>
+          <w:sz w:val="36"/>
+          <w:szCs w:val="36"/>
+        </w:rPr>
+        <w:t>parrot1.get_</w:t>
+      </w:r>
+      <w:proofErr w:type="gramStart"/>
+      <w:r>
+        <w:rPr>
+          <w:b/>
+          <w:bCs/>
+          <w:color w:val="D86DCB" w:themeColor="accent5" w:themeTint="99"/>
+          <w:sz w:val="36"/>
+          <w:szCs w:val="36"/>
+        </w:rPr>
+        <w:t>name(</w:t>
+      </w:r>
+      <w:proofErr w:type="gramEnd"/>
+      <w:r>
+        <w:rPr>
+          <w:b/>
+          <w:bCs/>
+          <w:color w:val="D86DCB" w:themeColor="accent5" w:themeTint="99"/>
+          <w:sz w:val="36"/>
+          <w:szCs w:val="36"/>
+        </w:rPr>
+        <w:t>)</w:t>
+      </w:r>
+    </w:p>
+    <w:p>
+      <w:pPr>
+        <w:jc w:val="both"/>
+        <w:rPr>
+          <w:b/>
+          <w:bCs/>
+          <w:sz w:val="36"/>
+          <w:szCs w:val="36"/>
+        </w:rPr>
+      </w:pPr>
+    </w:p>
+    <w:p>
+      <w:pPr>
+        <w:jc w:val="both"/>
+        <w:rPr>
+          <w:b/>
+          <w:bCs/>
+          <w:sz w:val="36"/>
+          <w:szCs w:val="36"/>
+        </w:rPr>
+      </w:pPr>
+      <w:r>
+        <w:rPr>
+          <w:b/>
+          <w:bCs/>
+          <w:sz w:val="36"/>
+          <w:szCs w:val="36"/>
+        </w:rPr>
+        <w:t>_ _</w:t>
+      </w:r>
+      <w:proofErr w:type="spellStart"/>
+      <w:r>
+        <w:rPr>
+          <w:b/>
+          <w:bCs/>
+          <w:sz w:val="36"/>
+          <w:szCs w:val="36"/>
+        </w:rPr>
+        <w:t>init</w:t>
+      </w:r>
+      <w:proofErr w:type="spellEnd"/>
+      <w:r>
+        <w:rPr>
+          <w:b/>
+          <w:bCs/>
+          <w:sz w:val="36"/>
+          <w:szCs w:val="36"/>
+        </w:rPr>
+        <w:t>_ _:</w:t>
+      </w:r>
+    </w:p>
+    <w:p>
+      <w:pPr>
+        <w:jc w:val="both"/>
+        <w:rPr>
+          <w:sz w:val="36"/>
+          <w:szCs w:val="36"/>
+        </w:rPr>
+      </w:pPr>
+      <w:r>
+        <w:rPr>
+          <w:sz w:val="36"/>
+          <w:szCs w:val="36"/>
+        </w:rPr>
+        <w:t xml:space="preserve"># </w:t>
+      </w:r>
+      <w:r>
+        <w:rPr>
+          <w:b/>
+          <w:bCs/>
+          <w:sz w:val="36"/>
+          <w:szCs w:val="36"/>
+        </w:rPr>
+        <w:t>_ _</w:t>
+      </w:r>
+      <w:proofErr w:type="spellStart"/>
+      <w:r>
+        <w:rPr>
+          <w:b/>
+          <w:bCs/>
+          <w:sz w:val="36"/>
+          <w:szCs w:val="36"/>
+        </w:rPr>
+        <w:t>init</w:t>
+      </w:r>
+      <w:proofErr w:type="spellEnd"/>
+      <w:r>
+        <w:rPr>
+          <w:b/>
+          <w:bCs/>
+          <w:sz w:val="36"/>
+          <w:szCs w:val="36"/>
+        </w:rPr>
+        <w:t>_ _</w:t>
+      </w:r>
+      <w:r>
+        <w:rPr>
+          <w:b/>
+          <w:bCs/>
+          <w:sz w:val="36"/>
+          <w:szCs w:val="36"/>
+        </w:rPr>
+        <w:t xml:space="preserve"> </w:t>
+      </w:r>
+      <w:r>
+        <w:rPr>
+          <w:sz w:val="36"/>
+          <w:szCs w:val="36"/>
+        </w:rPr>
+        <w:t xml:space="preserve">calls the function automatically when object is created just like class constructors in dart. It must include </w:t>
+      </w:r>
+      <w:r>
+        <w:rPr>
+          <w:b/>
+          <w:bCs/>
+          <w:sz w:val="36"/>
+          <w:szCs w:val="36"/>
+        </w:rPr>
+        <w:t xml:space="preserve">self </w:t>
+      </w:r>
+      <w:r>
+        <w:rPr>
+          <w:sz w:val="36"/>
+          <w:szCs w:val="36"/>
+        </w:rPr>
+        <w:t xml:space="preserve">in parameter. </w:t>
+      </w:r>
+      <w:r>
+        <w:rPr>
+          <w:b/>
+          <w:bCs/>
+          <w:sz w:val="36"/>
+          <w:szCs w:val="36"/>
+        </w:rPr>
+        <w:t>self</w:t>
+      </w:r>
+      <w:r>
+        <w:rPr>
+          <w:sz w:val="36"/>
+          <w:szCs w:val="36"/>
+        </w:rPr>
+        <w:t xml:space="preserve"> creates own variables for different objects.</w:t>
+      </w:r>
+    </w:p>
+    <w:p>
+      <w:pPr>
+        <w:jc w:val="both"/>
+        <w:rPr>
+          <w:sz w:val="36"/>
+          <w:szCs w:val="36"/>
+        </w:rPr>
+      </w:pPr>
+      <w:r>
+        <w:rPr>
+          <w:sz w:val="36"/>
+          <w:szCs w:val="36"/>
+        </w:rPr>
+        <w:t># In</w:t>
+      </w:r>
+      <w:r>
+        <w:rPr>
+          <w:b/>
+          <w:bCs/>
+          <w:sz w:val="36"/>
+          <w:szCs w:val="36"/>
+        </w:rPr>
+        <w:t xml:space="preserve"> </w:t>
+      </w:r>
+      <w:proofErr w:type="spellStart"/>
+      <w:r>
+        <w:rPr>
+          <w:b/>
+          <w:bCs/>
+          <w:sz w:val="36"/>
+          <w:szCs w:val="36"/>
+        </w:rPr>
+        <w:t>init</w:t>
+      </w:r>
+      <w:proofErr w:type="spellEnd"/>
+      <w:r>
+        <w:rPr>
+          <w:b/>
+          <w:bCs/>
+          <w:sz w:val="36"/>
+          <w:szCs w:val="36"/>
+        </w:rPr>
+        <w:t xml:space="preserve"> </w:t>
+      </w:r>
+      <w:r>
+        <w:rPr>
+          <w:sz w:val="36"/>
+          <w:szCs w:val="36"/>
+        </w:rPr>
+        <w:t xml:space="preserve">method </w:t>
+      </w:r>
+      <w:r>
+        <w:rPr>
+          <w:b/>
+          <w:bCs/>
+          <w:sz w:val="36"/>
+          <w:szCs w:val="36"/>
+        </w:rPr>
+        <w:t>self.name</w:t>
+      </w:r>
+      <w:r>
+        <w:rPr>
+          <w:sz w:val="36"/>
+          <w:szCs w:val="36"/>
+        </w:rPr>
+        <w:t xml:space="preserve"> creates a global variable </w:t>
+      </w:r>
+      <w:r>
+        <w:rPr>
+          <w:b/>
+          <w:bCs/>
+          <w:sz w:val="36"/>
+          <w:szCs w:val="36"/>
+        </w:rPr>
+        <w:t>name</w:t>
+      </w:r>
+      <w:r>
+        <w:rPr>
+          <w:sz w:val="36"/>
+          <w:szCs w:val="36"/>
+        </w:rPr>
+        <w:t xml:space="preserve"> which is globally available in th</w:t>
+      </w:r>
+      <w:r>
+        <w:rPr>
+          <w:sz w:val="36"/>
+          <w:szCs w:val="36"/>
+        </w:rPr>
+        <w:t>at</w:t>
+      </w:r>
+      <w:r>
+        <w:rPr>
+          <w:sz w:val="36"/>
+          <w:szCs w:val="36"/>
+        </w:rPr>
+        <w:t xml:space="preserve"> class</w:t>
+      </w:r>
+      <w:r>
+        <w:rPr>
+          <w:sz w:val="36"/>
+          <w:szCs w:val="36"/>
+        </w:rPr>
+        <w:t xml:space="preserve"> like this:</w:t>
+      </w:r>
+    </w:p>
+    <w:p>
+      <w:pPr>
+        <w:jc w:val="both"/>
+        <w:rPr>
+          <w:b/>
+          <w:bCs/>
+          <w:sz w:val="36"/>
+          <w:szCs w:val="36"/>
+        </w:rPr>
+      </w:pPr>
+      <w:r>
+        <w:rPr>
+          <w:b/>
+          <w:bCs/>
+          <w:sz w:val="36"/>
+          <w:szCs w:val="36"/>
+        </w:rPr>
+        <w:t xml:space="preserve">class </w:t>
+      </w:r>
+      <w:r>
+        <w:rPr>
+          <w:b/>
+          <w:bCs/>
+          <w:sz w:val="36"/>
+          <w:szCs w:val="36"/>
+        </w:rPr>
+        <w:t>Student</w:t>
+      </w:r>
+      <w:r>
+        <w:rPr>
+          <w:b/>
+          <w:bCs/>
+          <w:sz w:val="36"/>
+          <w:szCs w:val="36"/>
+        </w:rPr>
+        <w:t>:</w:t>
+      </w:r>
+    </w:p>
+    <w:p>
+      <w:pPr>
+        <w:jc w:val="both"/>
+        <w:rPr>
+          <w:b/>
+          <w:bCs/>
+          <w:sz w:val="36"/>
+          <w:szCs w:val="36"/>
+        </w:rPr>
+      </w:pPr>
+      <w:r>
+        <w:rPr>
+          <w:b/>
+          <w:bCs/>
+          <w:sz w:val="36"/>
+          <w:szCs w:val="36"/>
+        </w:rPr>
+        <w:t xml:space="preserve">    name = '</w:t>
+      </w:r>
+      <w:r>
+        <w:rPr>
+          <w:b/>
+          <w:bCs/>
+          <w:sz w:val="36"/>
+          <w:szCs w:val="36"/>
+        </w:rPr>
+        <w:t xml:space="preserve"> </w:t>
+      </w:r>
+      <w:r>
+        <w:rPr>
+          <w:b/>
+          <w:bCs/>
+          <w:sz w:val="36"/>
+          <w:szCs w:val="36"/>
+        </w:rPr>
+        <w:t>'</w:t>
+      </w:r>
+    </w:p>
+    <w:p>
+      <w:pPr>
+        <w:jc w:val="both"/>
+        <w:rPr>
+          <w:sz w:val="36"/>
+          <w:szCs w:val="36"/>
+        </w:rPr>
+      </w:pPr>
+      <w:r>
+        <w:rPr>
+          <w:sz w:val="36"/>
+          <w:szCs w:val="36"/>
+        </w:rPr>
+        <w:t xml:space="preserve"># Then </w:t>
+      </w:r>
+      <w:r>
+        <w:rPr>
+          <w:sz w:val="36"/>
+          <w:szCs w:val="36"/>
+        </w:rPr>
+        <w:t xml:space="preserve">we can use it like this </w:t>
+      </w:r>
+      <w:r>
+        <w:rPr>
+          <w:b/>
+          <w:bCs/>
+          <w:sz w:val="36"/>
+          <w:szCs w:val="36"/>
+        </w:rPr>
+        <w:t>self.name</w:t>
+      </w:r>
+    </w:p>
+    <w:p>
+      <w:pPr>
+        <w:jc w:val="both"/>
+        <w:rPr>
+          <w:sz w:val="36"/>
+          <w:szCs w:val="36"/>
+        </w:rPr>
+      </w:pPr>
+      <w:r>
+        <w:rPr>
+          <w:sz w:val="36"/>
+          <w:szCs w:val="36"/>
+        </w:rPr>
+        <w:t xml:space="preserve"># Here we are creating a </w:t>
+      </w:r>
+      <w:r>
+        <w:rPr>
+          <w:sz w:val="36"/>
+          <w:szCs w:val="36"/>
+        </w:rPr>
+        <w:t xml:space="preserve">class called </w:t>
+      </w:r>
+      <w:r>
+        <w:rPr>
+          <w:b/>
+          <w:bCs/>
+          <w:sz w:val="36"/>
+          <w:szCs w:val="36"/>
+        </w:rPr>
+        <w:t>Student</w:t>
+      </w:r>
+      <w:r>
+        <w:rPr>
+          <w:sz w:val="36"/>
+          <w:szCs w:val="36"/>
+        </w:rPr>
+        <w:t xml:space="preserve">. It has as </w:t>
+      </w:r>
+      <w:proofErr w:type="spellStart"/>
+      <w:r>
+        <w:rPr>
+          <w:b/>
+          <w:bCs/>
+          <w:sz w:val="36"/>
+          <w:szCs w:val="36"/>
+        </w:rPr>
+        <w:t>init</w:t>
+      </w:r>
+      <w:proofErr w:type="spellEnd"/>
+      <w:r>
+        <w:rPr>
+          <w:sz w:val="36"/>
+          <w:szCs w:val="36"/>
+        </w:rPr>
+        <w:t xml:space="preserve"> function</w:t>
+      </w:r>
+      <w:r>
+        <w:rPr>
+          <w:sz w:val="36"/>
+          <w:szCs w:val="36"/>
+        </w:rPr>
+        <w:t xml:space="preserve"> or constructor</w:t>
+      </w:r>
+      <w:r>
+        <w:rPr>
+          <w:sz w:val="36"/>
+          <w:szCs w:val="36"/>
+        </w:rPr>
+        <w:t xml:space="preserve"> which is called automatically when object is created and takes those values and assigns it to the variables in the function. We can access those variables using dot.</w:t>
+      </w:r>
+    </w:p>
+    <w:p>
+      <w:pPr>
+        <w:jc w:val="both"/>
+        <w:rPr>
+          <w:b/>
+          <w:bCs/>
+          <w:color w:val="D86DCB" w:themeColor="accent5" w:themeTint="99"/>
+          <w:sz w:val="36"/>
+          <w:szCs w:val="36"/>
+        </w:rPr>
+      </w:pPr>
+      <w:r>
+        <w:rPr>
+          <w:b/>
+          <w:bCs/>
+          <w:color w:val="D86DCB" w:themeColor="accent5" w:themeTint="99"/>
+          <w:sz w:val="36"/>
+          <w:szCs w:val="36"/>
+        </w:rPr>
+        <w:t>class Student:</w:t>
+      </w:r>
+    </w:p>
+    <w:p>
+      <w:pPr>
+        <w:jc w:val="both"/>
+        <w:rPr>
+          <w:b/>
+          <w:bCs/>
+          <w:color w:val="D86DCB" w:themeColor="accent5" w:themeTint="99"/>
+          <w:sz w:val="36"/>
+          <w:szCs w:val="36"/>
+        </w:rPr>
+      </w:pPr>
+      <w:r>
+        <w:rPr>
+          <w:b/>
+          <w:bCs/>
+          <w:color w:val="D86DCB" w:themeColor="accent5" w:themeTint="99"/>
+          <w:sz w:val="36"/>
+          <w:szCs w:val="36"/>
+        </w:rPr>
+        <w:t xml:space="preserve">     name = </w:t>
+      </w:r>
+      <w:r>
+        <w:rPr>
+          <w:b/>
+          <w:bCs/>
+          <w:color w:val="D86DCB" w:themeColor="accent5" w:themeTint="99"/>
+          <w:sz w:val="36"/>
+          <w:szCs w:val="36"/>
+        </w:rPr>
+        <w:t>'</w:t>
+      </w:r>
+      <w:r>
+        <w:rPr>
+          <w:b/>
+          <w:bCs/>
+          <w:color w:val="D86DCB" w:themeColor="accent5" w:themeTint="99"/>
+          <w:sz w:val="36"/>
+          <w:szCs w:val="36"/>
+        </w:rPr>
+        <w:t xml:space="preserve"> </w:t>
+      </w:r>
+      <w:r>
+        <w:rPr>
+          <w:b/>
+          <w:bCs/>
+          <w:color w:val="D86DCB" w:themeColor="accent5" w:themeTint="99"/>
+          <w:sz w:val="36"/>
+          <w:szCs w:val="36"/>
+        </w:rPr>
+        <w:t>'</w:t>
+      </w:r>
+    </w:p>
+    <w:p>
+      <w:pPr>
+        <w:jc w:val="both"/>
+        <w:rPr>
+          <w:b/>
+          <w:bCs/>
+          <w:color w:val="D86DCB" w:themeColor="accent5" w:themeTint="99"/>
+          <w:sz w:val="36"/>
+          <w:szCs w:val="36"/>
+        </w:rPr>
+      </w:pPr>
+      <w:r>
+        <w:rPr>
+          <w:b/>
+          <w:bCs/>
+          <w:color w:val="D86DCB" w:themeColor="accent5" w:themeTint="99"/>
+          <w:sz w:val="36"/>
+          <w:szCs w:val="36"/>
+        </w:rPr>
+        <w:t xml:space="preserve">    def __</w:t>
+      </w:r>
+      <w:proofErr w:type="spellStart"/>
+      <w:r>
+        <w:rPr>
+          <w:b/>
+          <w:bCs/>
+          <w:color w:val="D86DCB" w:themeColor="accent5" w:themeTint="99"/>
+          <w:sz w:val="36"/>
+          <w:szCs w:val="36"/>
+        </w:rPr>
+        <w:t>init</w:t>
+      </w:r>
+      <w:proofErr w:type="spellEnd"/>
+      <w:r>
+        <w:rPr>
+          <w:b/>
+          <w:bCs/>
+          <w:color w:val="D86DCB" w:themeColor="accent5" w:themeTint="99"/>
+          <w:sz w:val="36"/>
+          <w:szCs w:val="36"/>
+        </w:rPr>
+        <w:t>_</w:t>
+      </w:r>
+      <w:proofErr w:type="gramStart"/>
+      <w:r>
+        <w:rPr>
+          <w:b/>
+          <w:bCs/>
+          <w:color w:val="D86DCB" w:themeColor="accent5" w:themeTint="99"/>
+          <w:sz w:val="36"/>
+          <w:szCs w:val="36"/>
+        </w:rPr>
+        <w:t>_(</w:t>
+      </w:r>
+      <w:proofErr w:type="gramEnd"/>
+      <w:r>
+        <w:rPr>
+          <w:b/>
+          <w:bCs/>
+          <w:color w:val="D86DCB" w:themeColor="accent5" w:themeTint="99"/>
+          <w:sz w:val="36"/>
+          <w:szCs w:val="36"/>
+        </w:rPr>
+        <w:t>self, name, grade):</w:t>
+      </w:r>
+    </w:p>
+    <w:p>
+      <w:pPr>
+        <w:jc w:val="both"/>
+        <w:rPr>
+          <w:b/>
+          <w:bCs/>
+          <w:color w:val="D86DCB" w:themeColor="accent5" w:themeTint="99"/>
+          <w:sz w:val="36"/>
+          <w:szCs w:val="36"/>
+        </w:rPr>
+      </w:pPr>
+      <w:r>
+        <w:rPr>
+          <w:b/>
+          <w:bCs/>
+          <w:color w:val="D86DCB" w:themeColor="accent5" w:themeTint="99"/>
+          <w:sz w:val="36"/>
+          <w:szCs w:val="36"/>
+        </w:rPr>
+        <w:t xml:space="preserve">        self.name = name</w:t>
+      </w:r>
+    </w:p>
+    <w:p>
+      <w:pPr>
+        <w:jc w:val="both"/>
+        <w:rPr>
+          <w:b/>
+          <w:bCs/>
+          <w:color w:val="D86DCB" w:themeColor="accent5" w:themeTint="99"/>
+          <w:sz w:val="36"/>
+          <w:szCs w:val="36"/>
+        </w:rPr>
+      </w:pPr>
+      <w:r>
+        <w:rPr>
+          <w:b/>
+          <w:bCs/>
+          <w:color w:val="D86DCB" w:themeColor="accent5" w:themeTint="99"/>
           <w:sz w:val="36"/>
           <w:szCs w:val="36"/>
         </w:rPr>
         <w:lastRenderedPageBreak/>
-        <w:t>_ _</w:t>
-      </w:r>
-      <w:proofErr w:type="spellStart"/>
-      <w:r>
-        <w:rPr>
-          <w:b/>
-          <w:bCs/>
-          <w:sz w:val="36"/>
-          <w:szCs w:val="36"/>
-        </w:rPr>
-        <w:t>init</w:t>
-      </w:r>
-      <w:proofErr w:type="spellEnd"/>
-      <w:r>
-        <w:rPr>
-          <w:b/>
-          <w:bCs/>
-          <w:sz w:val="36"/>
-          <w:szCs w:val="36"/>
-        </w:rPr>
-        <w:t>_ _:</w:t>
-      </w:r>
-    </w:p>
-    <w:p>
-      <w:pPr>
-        <w:jc w:val="both"/>
-        <w:rPr>
-          <w:sz w:val="36"/>
-          <w:szCs w:val="36"/>
-        </w:rPr>
-      </w:pPr>
-      <w:r>
-        <w:rPr>
-          <w:sz w:val="36"/>
-          <w:szCs w:val="36"/>
-        </w:rPr>
-        <w:t xml:space="preserve"># </w:t>
-      </w:r>
-      <w:r>
-        <w:rPr>
-          <w:b/>
-          <w:bCs/>
-          <w:sz w:val="36"/>
-          <w:szCs w:val="36"/>
-        </w:rPr>
-        <w:t>_ _</w:t>
-      </w:r>
-      <w:proofErr w:type="spellStart"/>
-      <w:r>
-        <w:rPr>
-          <w:b/>
-          <w:bCs/>
-          <w:sz w:val="36"/>
-          <w:szCs w:val="36"/>
-        </w:rPr>
-        <w:t>init</w:t>
-      </w:r>
-      <w:proofErr w:type="spellEnd"/>
-      <w:r>
-        <w:rPr>
-          <w:b/>
-          <w:bCs/>
-          <w:sz w:val="36"/>
-          <w:szCs w:val="36"/>
-        </w:rPr>
-        <w:t>_ _</w:t>
-      </w:r>
-      <w:r>
-        <w:rPr>
-          <w:b/>
-          <w:bCs/>
-          <w:sz w:val="36"/>
-          <w:szCs w:val="36"/>
-        </w:rPr>
-        <w:t xml:space="preserve"> </w:t>
-      </w:r>
-      <w:r>
-        <w:rPr>
-          <w:sz w:val="36"/>
-          <w:szCs w:val="36"/>
-        </w:rPr>
-        <w:t xml:space="preserve">calls the function automatically when object is created just like class constructors in dart. It must include </w:t>
-      </w:r>
-      <w:r>
-        <w:rPr>
-          <w:b/>
-          <w:bCs/>
-          <w:sz w:val="36"/>
-          <w:szCs w:val="36"/>
-        </w:rPr>
-        <w:t xml:space="preserve">self </w:t>
-      </w:r>
-      <w:r>
-        <w:rPr>
-          <w:sz w:val="36"/>
-          <w:szCs w:val="36"/>
-        </w:rPr>
-        <w:t xml:space="preserve">in parameter. </w:t>
-      </w:r>
-      <w:r>
-        <w:rPr>
-          <w:b/>
-          <w:bCs/>
-          <w:sz w:val="36"/>
-          <w:szCs w:val="36"/>
-        </w:rPr>
-        <w:t>self</w:t>
-      </w:r>
-      <w:r>
-        <w:rPr>
-          <w:sz w:val="36"/>
-          <w:szCs w:val="36"/>
-        </w:rPr>
-        <w:t xml:space="preserve"> creates own variables for different objects.</w:t>
-      </w:r>
-    </w:p>
-    <w:p>
-      <w:pPr>
-        <w:jc w:val="both"/>
-        <w:rPr>
-          <w:sz w:val="36"/>
-          <w:szCs w:val="36"/>
-        </w:rPr>
-      </w:pPr>
-      <w:r>
-        <w:rPr>
-          <w:sz w:val="36"/>
-          <w:szCs w:val="36"/>
-        </w:rPr>
-        <w:t xml:space="preserve"># Here we are creating a </w:t>
-      </w:r>
-      <w:r>
-        <w:rPr>
-          <w:sz w:val="36"/>
-          <w:szCs w:val="36"/>
-        </w:rPr>
-        <w:t xml:space="preserve">class called </w:t>
-      </w:r>
-      <w:r>
-        <w:rPr>
-          <w:b/>
-          <w:bCs/>
-          <w:sz w:val="36"/>
-          <w:szCs w:val="36"/>
-        </w:rPr>
-        <w:t>Student</w:t>
-      </w:r>
-      <w:r>
-        <w:rPr>
-          <w:sz w:val="36"/>
-          <w:szCs w:val="36"/>
-        </w:rPr>
-        <w:t xml:space="preserve">. It has as </w:t>
-      </w:r>
-      <w:proofErr w:type="spellStart"/>
-      <w:r>
-        <w:rPr>
-          <w:b/>
-          <w:bCs/>
-          <w:sz w:val="36"/>
-          <w:szCs w:val="36"/>
-        </w:rPr>
-        <w:t>init</w:t>
-      </w:r>
-      <w:proofErr w:type="spellEnd"/>
-      <w:r>
-        <w:rPr>
-          <w:sz w:val="36"/>
-          <w:szCs w:val="36"/>
-        </w:rPr>
-        <w:t xml:space="preserve"> function which is called automatically when object is created and takes those values and assigns it to the variables in the function. We can access those variables using dot.</w:t>
-      </w:r>
-    </w:p>
-    <w:p>
-      <w:pPr>
-        <w:jc w:val="both"/>
-        <w:rPr>
-          <w:b/>
-          <w:bCs/>
-          <w:color w:val="D86DCB" w:themeColor="accent5" w:themeTint="99"/>
-          <w:sz w:val="36"/>
-          <w:szCs w:val="36"/>
-        </w:rPr>
-      </w:pPr>
-      <w:r>
-        <w:rPr>
-          <w:b/>
-          <w:bCs/>
-          <w:color w:val="D86DCB" w:themeColor="accent5" w:themeTint="99"/>
-          <w:sz w:val="36"/>
-          <w:szCs w:val="36"/>
-        </w:rPr>
-        <w:t>class Student:</w:t>
-      </w:r>
-    </w:p>
-    <w:p>
-      <w:pPr>
-        <w:jc w:val="both"/>
-        <w:rPr>
-          <w:b/>
-          <w:bCs/>
-          <w:color w:val="D86DCB" w:themeColor="accent5" w:themeTint="99"/>
-          <w:sz w:val="36"/>
-          <w:szCs w:val="36"/>
-        </w:rPr>
-      </w:pPr>
-      <w:r>
-        <w:rPr>
-          <w:b/>
-          <w:bCs/>
-          <w:color w:val="D86DCB" w:themeColor="accent5" w:themeTint="99"/>
-          <w:sz w:val="36"/>
-          <w:szCs w:val="36"/>
-        </w:rPr>
-        <w:t xml:space="preserve">    def __</w:t>
-      </w:r>
-      <w:proofErr w:type="spellStart"/>
-      <w:r>
-        <w:rPr>
-          <w:b/>
-          <w:bCs/>
-          <w:color w:val="D86DCB" w:themeColor="accent5" w:themeTint="99"/>
-          <w:sz w:val="36"/>
-          <w:szCs w:val="36"/>
-        </w:rPr>
-        <w:t>init</w:t>
-      </w:r>
-      <w:proofErr w:type="spellEnd"/>
-      <w:r>
-        <w:rPr>
-          <w:b/>
-          <w:bCs/>
-          <w:color w:val="D86DCB" w:themeColor="accent5" w:themeTint="99"/>
-          <w:sz w:val="36"/>
-          <w:szCs w:val="36"/>
-        </w:rPr>
-        <w:t>_</w:t>
-      </w:r>
-      <w:proofErr w:type="gramStart"/>
-      <w:r>
-        <w:rPr>
-          <w:b/>
-          <w:bCs/>
-          <w:color w:val="D86DCB" w:themeColor="accent5" w:themeTint="99"/>
-          <w:sz w:val="36"/>
-          <w:szCs w:val="36"/>
-        </w:rPr>
-        <w:t>_(</w:t>
-      </w:r>
-      <w:proofErr w:type="gramEnd"/>
-      <w:r>
-        <w:rPr>
-          <w:b/>
-          <w:bCs/>
-          <w:color w:val="D86DCB" w:themeColor="accent5" w:themeTint="99"/>
-          <w:sz w:val="36"/>
-          <w:szCs w:val="36"/>
-        </w:rPr>
-        <w:t>self, name, grade):</w:t>
-      </w:r>
-    </w:p>
-    <w:p>
-      <w:pPr>
-        <w:jc w:val="both"/>
-        <w:rPr>
-          <w:b/>
-          <w:bCs/>
-          <w:color w:val="D86DCB" w:themeColor="accent5" w:themeTint="99"/>
-          <w:sz w:val="36"/>
-          <w:szCs w:val="36"/>
-        </w:rPr>
-      </w:pPr>
-      <w:r>
-        <w:rPr>
-          <w:b/>
-          <w:bCs/>
-          <w:color w:val="D86DCB" w:themeColor="accent5" w:themeTint="99"/>
-          <w:sz w:val="36"/>
-          <w:szCs w:val="36"/>
-        </w:rPr>
-        <w:t xml:space="preserve">        self.name = name</w:t>
-      </w:r>
-    </w:p>
-    <w:p>
-      <w:pPr>
-        <w:jc w:val="both"/>
-        <w:rPr>
-          <w:b/>
-          <w:bCs/>
-          <w:color w:val="D86DCB" w:themeColor="accent5" w:themeTint="99"/>
-          <w:sz w:val="36"/>
-          <w:szCs w:val="36"/>
-        </w:rPr>
-      </w:pPr>
-      <w:r>
-        <w:rPr>
-          <w:b/>
-          <w:bCs/>
-          <w:color w:val="D86DCB" w:themeColor="accent5" w:themeTint="99"/>
-          <w:sz w:val="36"/>
-          <w:szCs w:val="36"/>
-        </w:rPr>
         <w:t xml:space="preserve">        </w:t>
       </w:r>
       <w:proofErr w:type="spellStart"/>
@@ -1592,7 +2015,6 @@
           <w:sz w:val="36"/>
           <w:szCs w:val="36"/>
         </w:rPr>
-        <w:lastRenderedPageBreak/>
         <w:t xml:space="preserve">    def __</w:t>
       </w:r>
       <w:proofErr w:type="spellStart"/>
@@ -1880,105 +2302,338 @@
           <w:sz w:val="36"/>
           <w:szCs w:val="36"/>
         </w:rPr>
-        <w:t>Static Method:</w:t>
-      </w:r>
-    </w:p>
-    <w:p>
-      <w:pPr>
-        <w:jc w:val="both"/>
-        <w:rPr>
-          <w:sz w:val="36"/>
-          <w:szCs w:val="36"/>
-        </w:rPr>
-      </w:pPr>
-      <w:r>
-        <w:rPr>
-          <w:sz w:val="36"/>
-          <w:szCs w:val="36"/>
-        </w:rPr>
-        <w:t xml:space="preserve"># We can directly access the method or function of a class without creating an object or instance using </w:t>
-      </w:r>
-      <w:r>
-        <w:rPr>
-          <w:b/>
-          <w:bCs/>
-          <w:sz w:val="36"/>
-          <w:szCs w:val="36"/>
-        </w:rPr>
-        <w:t>@staticmethod</w:t>
-      </w:r>
-      <w:r>
-        <w:rPr>
-          <w:sz w:val="36"/>
-          <w:szCs w:val="36"/>
-        </w:rPr>
-        <w:t xml:space="preserve"> before a method</w:t>
-      </w:r>
-    </w:p>
-    <w:p>
-      <w:pPr>
-        <w:jc w:val="both"/>
-        <w:rPr>
-          <w:b/>
-          <w:bCs/>
-          <w:color w:val="D86DCB" w:themeColor="accent5" w:themeTint="99"/>
-          <w:sz w:val="36"/>
-          <w:szCs w:val="36"/>
-        </w:rPr>
-      </w:pPr>
-      <w:r>
-        <w:rPr>
-          <w:b/>
-          <w:bCs/>
-          <w:color w:val="D86DCB" w:themeColor="accent5" w:themeTint="99"/>
-          <w:sz w:val="36"/>
-          <w:szCs w:val="36"/>
-        </w:rPr>
-        <w:t>class Student:</w:t>
-      </w:r>
-    </w:p>
-    <w:p>
-      <w:pPr>
-        <w:jc w:val="both"/>
-        <w:rPr>
-          <w:b/>
-          <w:bCs/>
-          <w:color w:val="D86DCB" w:themeColor="accent5" w:themeTint="99"/>
-          <w:sz w:val="36"/>
-          <w:szCs w:val="36"/>
-        </w:rPr>
-      </w:pPr>
-      <w:r>
-        <w:rPr>
-          <w:b/>
-          <w:bCs/>
-          <w:color w:val="D86DCB" w:themeColor="accent5" w:themeTint="99"/>
-          <w:sz w:val="36"/>
-          <w:szCs w:val="36"/>
-        </w:rPr>
-        <w:t xml:space="preserve">    @staticmethod</w:t>
-      </w:r>
-    </w:p>
-    <w:p>
-      <w:pPr>
-        <w:jc w:val="both"/>
-        <w:rPr>
-          <w:b/>
-          <w:bCs/>
-          <w:color w:val="D86DCB" w:themeColor="accent5" w:themeTint="99"/>
-          <w:sz w:val="36"/>
-          <w:szCs w:val="36"/>
-        </w:rPr>
-      </w:pPr>
-      <w:r>
-        <w:rPr>
-          <w:b/>
-          <w:bCs/>
-          <w:color w:val="D86DCB" w:themeColor="accent5" w:themeTint="99"/>
-          <w:sz w:val="36"/>
-          <w:szCs w:val="36"/>
-        </w:rPr>
-        <w:t xml:space="preserve">    def </w:t>
+        <w:t>Global Keyword with Class:</w:t>
+      </w:r>
+    </w:p>
+    <w:p>
+      <w:pPr>
+        <w:jc w:val="both"/>
+        <w:rPr>
+          <w:sz w:val="36"/>
+          <w:szCs w:val="36"/>
+        </w:rPr>
+      </w:pPr>
+      <w:r>
+        <w:rPr>
+          <w:sz w:val="36"/>
+          <w:szCs w:val="36"/>
+        </w:rPr>
+        <w:t xml:space="preserve"># </w:t>
+      </w:r>
+      <w:r>
+        <w:rPr>
+          <w:b/>
+          <w:bCs/>
+          <w:sz w:val="36"/>
+          <w:szCs w:val="36"/>
+        </w:rPr>
+        <w:t>global</w:t>
+      </w:r>
+      <w:r>
+        <w:rPr>
+          <w:sz w:val="36"/>
+          <w:szCs w:val="36"/>
+        </w:rPr>
+        <w:t xml:space="preserve"> keyword is used for accessing a top-level variable (outside of any class or function) locally in a class or method</w:t>
+      </w:r>
+    </w:p>
+    <w:p>
+      <w:pPr>
+        <w:jc w:val="both"/>
+        <w:rPr>
+          <w:sz w:val="36"/>
+          <w:szCs w:val="36"/>
+        </w:rPr>
+      </w:pPr>
+      <w:r>
+        <w:rPr>
+          <w:sz w:val="36"/>
+          <w:szCs w:val="36"/>
+        </w:rPr>
+        <w:lastRenderedPageBreak/>
+        <w:t># We can use this for shared or variable value across different classes and methods</w:t>
+      </w:r>
+    </w:p>
+    <w:p>
+      <w:pPr>
+        <w:jc w:val="both"/>
+        <w:rPr>
+          <w:sz w:val="36"/>
+          <w:szCs w:val="36"/>
+        </w:rPr>
+      </w:pPr>
+      <w:bookmarkStart w:id="0" w:name="_Hlk227268269"/>
+      <w:r>
+        <w:rPr>
+          <w:sz w:val="36"/>
+          <w:szCs w:val="36"/>
+        </w:rPr>
+        <w:t xml:space="preserve"># </w:t>
+      </w:r>
+      <w:r>
+        <w:rPr>
+          <w:b/>
+          <w:bCs/>
+          <w:sz w:val="36"/>
+          <w:szCs w:val="36"/>
+        </w:rPr>
+        <w:t>global</w:t>
+      </w:r>
+      <w:r>
+        <w:rPr>
+          <w:sz w:val="36"/>
+          <w:szCs w:val="36"/>
+        </w:rPr>
+        <w:t xml:space="preserve"> keyword</w:t>
+      </w:r>
+      <w:r>
+        <w:rPr>
+          <w:sz w:val="36"/>
+          <w:szCs w:val="36"/>
+        </w:rPr>
+        <w:t xml:space="preserve"> </w:t>
+      </w:r>
+      <w:r>
+        <w:rPr>
+          <w:sz w:val="36"/>
+          <w:szCs w:val="36"/>
+        </w:rPr>
+        <w:t>allo</w:t>
+      </w:r>
+      <w:r>
+        <w:rPr>
+          <w:sz w:val="36"/>
+          <w:szCs w:val="36"/>
+        </w:rPr>
+        <w:t>ws</w:t>
+      </w:r>
+      <w:r>
+        <w:rPr>
+          <w:sz w:val="36"/>
+          <w:szCs w:val="36"/>
+        </w:rPr>
+        <w:t xml:space="preserve"> </w:t>
+      </w:r>
+      <w:r>
+        <w:rPr>
+          <w:sz w:val="36"/>
+          <w:szCs w:val="36"/>
+        </w:rPr>
+        <w:t>a class or</w:t>
+      </w:r>
+      <w:r>
+        <w:rPr>
+          <w:sz w:val="36"/>
+          <w:szCs w:val="36"/>
+        </w:rPr>
+        <w:t xml:space="preserve"> function to modify that variable rather than creating a new local one.</w:t>
+      </w:r>
+      <w:r>
+        <w:rPr>
+          <w:sz w:val="36"/>
+          <w:szCs w:val="36"/>
+        </w:rPr>
+        <w:t xml:space="preserve"> </w:t>
+      </w:r>
+      <w:r>
+        <w:rPr>
+          <w:sz w:val="36"/>
+          <w:szCs w:val="36"/>
+        </w:rPr>
+        <w:t xml:space="preserve">It can also be used inside a </w:t>
+      </w:r>
+      <w:r>
+        <w:rPr>
+          <w:sz w:val="36"/>
+          <w:szCs w:val="36"/>
+        </w:rPr>
+        <w:t xml:space="preserve">class or </w:t>
+      </w:r>
+      <w:r>
+        <w:rPr>
+          <w:sz w:val="36"/>
+          <w:szCs w:val="36"/>
+        </w:rPr>
+        <w:t>function to create a new variable in the global scope if it does not already exist</w:t>
+      </w:r>
+    </w:p>
+    <w:bookmarkEnd w:id="0"/>
+    <w:p>
+      <w:pPr>
+        <w:jc w:val="both"/>
+        <w:rPr>
+          <w:b/>
+          <w:bCs/>
+          <w:color w:val="D86DCB" w:themeColor="accent5" w:themeTint="99"/>
+          <w:sz w:val="36"/>
+          <w:szCs w:val="36"/>
+        </w:rPr>
+      </w:pPr>
+      <w:proofErr w:type="spellStart"/>
+      <w:r>
+        <w:rPr>
+          <w:b/>
+          <w:bCs/>
+          <w:color w:val="D86DCB" w:themeColor="accent5" w:themeTint="99"/>
+          <w:sz w:val="36"/>
+          <w:szCs w:val="36"/>
+        </w:rPr>
+        <w:t>qr_img</w:t>
+      </w:r>
+      <w:proofErr w:type="spellEnd"/>
+      <w:r>
+        <w:rPr>
+          <w:b/>
+          <w:bCs/>
+          <w:color w:val="D86DCB" w:themeColor="accent5" w:themeTint="99"/>
+          <w:sz w:val="36"/>
+          <w:szCs w:val="36"/>
+        </w:rPr>
+        <w:t xml:space="preserve"> = 0.0</w:t>
+      </w:r>
+    </w:p>
+    <w:p>
+      <w:pPr>
+        <w:jc w:val="both"/>
+        <w:rPr>
+          <w:b/>
+          <w:bCs/>
+          <w:color w:val="D86DCB" w:themeColor="accent5" w:themeTint="99"/>
+          <w:sz w:val="36"/>
+          <w:szCs w:val="36"/>
+        </w:rPr>
+      </w:pPr>
+      <w:r>
+        <w:rPr>
+          <w:b/>
+          <w:bCs/>
+          <w:color w:val="D86DCB" w:themeColor="accent5" w:themeTint="99"/>
+          <w:sz w:val="36"/>
+          <w:szCs w:val="36"/>
+        </w:rPr>
+        <w:t>class Product:</w:t>
+      </w:r>
+    </w:p>
+    <w:p>
+      <w:pPr>
+        <w:jc w:val="both"/>
+        <w:rPr>
+          <w:b/>
+          <w:bCs/>
+          <w:color w:val="D86DCB" w:themeColor="accent5" w:themeTint="99"/>
+          <w:sz w:val="36"/>
+          <w:szCs w:val="36"/>
+        </w:rPr>
+      </w:pPr>
+      <w:r>
+        <w:rPr>
+          <w:b/>
+          <w:bCs/>
+          <w:color w:val="D86DCB" w:themeColor="accent5" w:themeTint="99"/>
+          <w:sz w:val="36"/>
+          <w:szCs w:val="36"/>
+        </w:rPr>
+        <w:t xml:space="preserve">    global </w:t>
+      </w:r>
+      <w:proofErr w:type="spellStart"/>
+      <w:r>
+        <w:rPr>
+          <w:b/>
+          <w:bCs/>
+          <w:color w:val="D86DCB" w:themeColor="accent5" w:themeTint="99"/>
+          <w:sz w:val="36"/>
+          <w:szCs w:val="36"/>
+        </w:rPr>
+        <w:t>qr_img</w:t>
+      </w:r>
+      <w:proofErr w:type="spellEnd"/>
+    </w:p>
+    <w:p>
+      <w:pPr>
+        <w:jc w:val="both"/>
+        <w:rPr>
+          <w:b/>
+          <w:bCs/>
+          <w:color w:val="D86DCB" w:themeColor="accent5" w:themeTint="99"/>
+          <w:sz w:val="36"/>
+          <w:szCs w:val="36"/>
+        </w:rPr>
+      </w:pPr>
+      <w:r>
+        <w:rPr>
+          <w:b/>
+          <w:bCs/>
+          <w:color w:val="D86DCB" w:themeColor="accent5" w:themeTint="99"/>
+          <w:sz w:val="36"/>
+          <w:szCs w:val="36"/>
+        </w:rPr>
+        <w:t xml:space="preserve">    name = ''</w:t>
+      </w:r>
+    </w:p>
+    <w:p>
+      <w:pPr>
+        <w:jc w:val="both"/>
+        <w:rPr>
+          <w:b/>
+          <w:bCs/>
+          <w:color w:val="D86DCB" w:themeColor="accent5" w:themeTint="99"/>
+          <w:sz w:val="36"/>
+          <w:szCs w:val="36"/>
+        </w:rPr>
+      </w:pPr>
+      <w:r>
+        <w:rPr>
+          <w:b/>
+          <w:bCs/>
+          <w:color w:val="D86DCB" w:themeColor="accent5" w:themeTint="99"/>
+          <w:sz w:val="36"/>
+          <w:szCs w:val="36"/>
+        </w:rPr>
+        <w:t xml:space="preserve">    price = 0.0</w:t>
+      </w:r>
+    </w:p>
+    <w:p>
+      <w:pPr>
+        <w:jc w:val="both"/>
+        <w:rPr>
+          <w:b/>
+          <w:bCs/>
+          <w:color w:val="D86DCB" w:themeColor="accent5" w:themeTint="99"/>
+          <w:sz w:val="36"/>
+          <w:szCs w:val="36"/>
+        </w:rPr>
+      </w:pPr>
+      <w:r>
+        <w:rPr>
+          <w:b/>
+          <w:bCs/>
+          <w:color w:val="D86DCB" w:themeColor="accent5" w:themeTint="99"/>
+          <w:sz w:val="36"/>
+          <w:szCs w:val="36"/>
+        </w:rPr>
+        <w:t xml:space="preserve">    def __</w:t>
+      </w:r>
+      <w:proofErr w:type="spellStart"/>
+      <w:r>
+        <w:rPr>
+          <w:b/>
+          <w:bCs/>
+          <w:color w:val="D86DCB" w:themeColor="accent5" w:themeTint="99"/>
+          <w:sz w:val="36"/>
+          <w:szCs w:val="36"/>
+        </w:rPr>
+        <w:t>init</w:t>
+      </w:r>
+      <w:proofErr w:type="spellEnd"/>
+      <w:r>
+        <w:rPr>
+          <w:b/>
+          <w:bCs/>
+          <w:color w:val="D86DCB" w:themeColor="accent5" w:themeTint="99"/>
+          <w:sz w:val="36"/>
+          <w:szCs w:val="36"/>
+        </w:rPr>
+        <w:t>_</w:t>
       </w:r>
       <w:proofErr w:type="gramStart"/>
       <w:r>
@@ -1989,7 +2644,7 @@
           <w:sz w:val="36"/>
           <w:szCs w:val="36"/>
         </w:rPr>
-        <w:t>grade(</w:t>
+        <w:t>_(</w:t>
       </w:r>
       <w:proofErr w:type="gramEnd"/>
       <w:r>
@@ -2000,970 +2655,29 @@
           <w:sz w:val="36"/>
           <w:szCs w:val="36"/>
         </w:rPr>
+        <w:t xml:space="preserve">self, </w:t>
+      </w:r>
+      <w:proofErr w:type="spellStart"/>
+      <w:r>
+        <w:rPr>
+          <w:b/>
+          <w:bCs/>
+          <w:color w:val="D86DCB" w:themeColor="accent5" w:themeTint="99"/>
+          <w:sz w:val="36"/>
+          <w:szCs w:val="36"/>
+        </w:rPr>
+        <w:t>img</w:t>
+      </w:r>
+      <w:proofErr w:type="spellEnd"/>
+      <w:r>
+        <w:rPr>
+          <w:b/>
+          <w:bCs/>
+          <w:color w:val="D86DCB" w:themeColor="accent5" w:themeTint="99"/>
+          <w:sz w:val="36"/>
+          <w:szCs w:val="36"/>
+        </w:rPr>
         <w:t>):</w:t>
-      </w:r>
-    </w:p>
-    <w:p>
-      <w:pPr>
-        <w:jc w:val="both"/>
-        <w:rPr>
-          <w:b/>
-          <w:bCs/>
-          <w:color w:val="D86DCB" w:themeColor="accent5" w:themeTint="99"/>
-          <w:sz w:val="36"/>
-          <w:szCs w:val="36"/>
-        </w:rPr>
-      </w:pPr>
-      <w:r>
-        <w:rPr>
-          <w:b/>
-          <w:bCs/>
-          <w:color w:val="D86DCB" w:themeColor="accent5" w:themeTint="99"/>
-          <w:sz w:val="36"/>
-          <w:szCs w:val="36"/>
-        </w:rPr>
-        <w:t xml:space="preserve">        </w:t>
-      </w:r>
-      <w:proofErr w:type="gramStart"/>
-      <w:r>
-        <w:rPr>
-          <w:b/>
-          <w:bCs/>
-          <w:color w:val="D86DCB" w:themeColor="accent5" w:themeTint="99"/>
-          <w:sz w:val="36"/>
-          <w:szCs w:val="36"/>
-        </w:rPr>
-        <w:t>print(</w:t>
-      </w:r>
-      <w:proofErr w:type="gramEnd"/>
-      <w:r>
-        <w:rPr>
-          <w:b/>
-          <w:bCs/>
-          <w:color w:val="D86DCB" w:themeColor="accent5" w:themeTint="99"/>
-          <w:sz w:val="36"/>
-          <w:szCs w:val="36"/>
-        </w:rPr>
-        <w:t>'I got A+')</w:t>
-      </w:r>
-    </w:p>
-    <w:p>
-      <w:pPr>
-        <w:jc w:val="both"/>
-        <w:rPr>
-          <w:b/>
-          <w:bCs/>
-          <w:color w:val="D86DCB" w:themeColor="accent5" w:themeTint="99"/>
-          <w:sz w:val="36"/>
-          <w:szCs w:val="36"/>
-        </w:rPr>
-      </w:pPr>
-      <w:proofErr w:type="spellStart"/>
-      <w:r>
-        <w:rPr>
-          <w:b/>
-          <w:bCs/>
-          <w:color w:val="D86DCB" w:themeColor="accent5" w:themeTint="99"/>
-          <w:sz w:val="36"/>
-          <w:szCs w:val="36"/>
-        </w:rPr>
-        <w:t>Student.grade</w:t>
-      </w:r>
-      <w:proofErr w:type="spellEnd"/>
-      <w:r>
-        <w:rPr>
-          <w:b/>
-          <w:bCs/>
-          <w:color w:val="D86DCB" w:themeColor="accent5" w:themeTint="99"/>
-          <w:sz w:val="36"/>
-          <w:szCs w:val="36"/>
-        </w:rPr>
-        <w:t>()</w:t>
-      </w:r>
-    </w:p>
-    <w:p>
-      <w:pPr>
-        <w:jc w:val="both"/>
-        <w:rPr>
-          <w:sz w:val="36"/>
-          <w:szCs w:val="36"/>
-        </w:rPr>
-      </w:pPr>
-    </w:p>
-    <w:p>
-      <w:pPr>
-        <w:jc w:val="both"/>
-        <w:rPr>
-          <w:sz w:val="36"/>
-          <w:szCs w:val="36"/>
-        </w:rPr>
-      </w:pPr>
-      <w:r>
-        <w:rPr>
-          <w:b/>
-          <w:bCs/>
-          <w:sz w:val="36"/>
-          <w:szCs w:val="36"/>
-        </w:rPr>
-        <w:t>Inheritance:</w:t>
-      </w:r>
-    </w:p>
-    <w:p>
-      <w:pPr>
-        <w:jc w:val="both"/>
-        <w:rPr>
-          <w:b/>
-          <w:bCs/>
-          <w:sz w:val="36"/>
-          <w:szCs w:val="36"/>
-        </w:rPr>
-      </w:pPr>
-      <w:r>
-        <w:rPr>
-          <w:sz w:val="36"/>
-          <w:szCs w:val="36"/>
-        </w:rPr>
-        <w:t># We can inherit a class just by-passing parent class (</w:t>
-      </w:r>
-      <w:r>
-        <w:rPr>
-          <w:b/>
-          <w:bCs/>
-          <w:sz w:val="36"/>
-          <w:szCs w:val="36"/>
-        </w:rPr>
-        <w:t>Animal</w:t>
-      </w:r>
-      <w:r>
-        <w:rPr>
-          <w:sz w:val="36"/>
-          <w:szCs w:val="36"/>
-        </w:rPr>
-        <w:t>) to the child class (</w:t>
-      </w:r>
-      <w:r>
-        <w:rPr>
-          <w:b/>
-          <w:bCs/>
-          <w:sz w:val="36"/>
-          <w:szCs w:val="36"/>
-        </w:rPr>
-        <w:t>Dog</w:t>
-      </w:r>
-      <w:r>
-        <w:rPr>
-          <w:sz w:val="36"/>
-          <w:szCs w:val="36"/>
-        </w:rPr>
-        <w:t>) in parentheses</w:t>
-      </w:r>
-      <w:r>
-        <w:rPr>
-          <w:b/>
-          <w:bCs/>
-          <w:sz w:val="36"/>
-          <w:szCs w:val="36"/>
-        </w:rPr>
-        <w:t xml:space="preserve"> ()</w:t>
-      </w:r>
-      <w:r>
-        <w:rPr>
-          <w:sz w:val="36"/>
-          <w:szCs w:val="36"/>
-        </w:rPr>
-        <w:t xml:space="preserve"> when creating the child class. Child class </w:t>
-      </w:r>
-      <w:r>
-        <w:rPr>
-          <w:b/>
-          <w:bCs/>
-          <w:sz w:val="36"/>
-          <w:szCs w:val="36"/>
-        </w:rPr>
-        <w:t>Dog</w:t>
-      </w:r>
-      <w:r>
-        <w:rPr>
-          <w:sz w:val="36"/>
-          <w:szCs w:val="36"/>
-        </w:rPr>
-        <w:t xml:space="preserve"> will inherit all the </w:t>
-      </w:r>
-      <w:r>
-        <w:rPr>
-          <w:sz w:val="36"/>
-          <w:szCs w:val="36"/>
-        </w:rPr>
-        <w:lastRenderedPageBreak/>
-        <w:t xml:space="preserve">things like properties and methods of the parent class </w:t>
-      </w:r>
-      <w:r>
-        <w:rPr>
-          <w:b/>
-          <w:bCs/>
-          <w:sz w:val="36"/>
-          <w:szCs w:val="36"/>
-        </w:rPr>
-        <w:t>Animal</w:t>
-      </w:r>
-    </w:p>
-    <w:p>
-      <w:pPr>
-        <w:jc w:val="both"/>
-        <w:rPr>
-          <w:b/>
-          <w:bCs/>
-          <w:color w:val="D86DCB" w:themeColor="accent5" w:themeTint="99"/>
-          <w:sz w:val="36"/>
-          <w:szCs w:val="36"/>
-        </w:rPr>
-      </w:pPr>
-      <w:r>
-        <w:rPr>
-          <w:b/>
-          <w:bCs/>
-          <w:color w:val="D86DCB" w:themeColor="accent5" w:themeTint="99"/>
-          <w:sz w:val="36"/>
-          <w:szCs w:val="36"/>
-        </w:rPr>
-        <w:t>class Animal:</w:t>
-      </w:r>
-    </w:p>
-    <w:p>
-      <w:pPr>
-        <w:jc w:val="both"/>
-        <w:rPr>
-          <w:b/>
-          <w:bCs/>
-          <w:color w:val="D86DCB" w:themeColor="accent5" w:themeTint="99"/>
-          <w:sz w:val="36"/>
-          <w:szCs w:val="36"/>
-        </w:rPr>
-      </w:pPr>
-      <w:r>
-        <w:rPr>
-          <w:b/>
-          <w:bCs/>
-          <w:color w:val="D86DCB" w:themeColor="accent5" w:themeTint="99"/>
-          <w:sz w:val="36"/>
-          <w:szCs w:val="36"/>
-        </w:rPr>
-        <w:t xml:space="preserve">    def eat(self):</w:t>
-      </w:r>
-    </w:p>
-    <w:p>
-      <w:pPr>
-        <w:jc w:val="both"/>
-        <w:rPr>
-          <w:b/>
-          <w:bCs/>
-          <w:color w:val="D86DCB" w:themeColor="accent5" w:themeTint="99"/>
-          <w:sz w:val="36"/>
-          <w:szCs w:val="36"/>
-        </w:rPr>
-      </w:pPr>
-      <w:r>
-        <w:rPr>
-          <w:b/>
-          <w:bCs/>
-          <w:color w:val="D86DCB" w:themeColor="accent5" w:themeTint="99"/>
-          <w:sz w:val="36"/>
-          <w:szCs w:val="36"/>
-        </w:rPr>
-        <w:t xml:space="preserve">        </w:t>
-      </w:r>
-      <w:proofErr w:type="gramStart"/>
-      <w:r>
-        <w:rPr>
-          <w:b/>
-          <w:bCs/>
-          <w:color w:val="D86DCB" w:themeColor="accent5" w:themeTint="99"/>
-          <w:sz w:val="36"/>
-          <w:szCs w:val="36"/>
-        </w:rPr>
-        <w:t>print(</w:t>
-      </w:r>
-      <w:proofErr w:type="gramEnd"/>
-      <w:r>
-        <w:rPr>
-          <w:b/>
-          <w:bCs/>
-          <w:color w:val="D86DCB" w:themeColor="accent5" w:themeTint="99"/>
-          <w:sz w:val="36"/>
-          <w:szCs w:val="36"/>
-        </w:rPr>
-        <w:t>'I can eat')</w:t>
-      </w:r>
-    </w:p>
-    <w:p>
-      <w:pPr>
-        <w:jc w:val="both"/>
-        <w:rPr>
-          <w:b/>
-          <w:bCs/>
-          <w:color w:val="D86DCB" w:themeColor="accent5" w:themeTint="99"/>
-          <w:sz w:val="36"/>
-          <w:szCs w:val="36"/>
-        </w:rPr>
-      </w:pPr>
-      <w:r>
-        <w:rPr>
-          <w:b/>
-          <w:bCs/>
-          <w:color w:val="D86DCB" w:themeColor="accent5" w:themeTint="99"/>
-          <w:sz w:val="36"/>
-          <w:szCs w:val="36"/>
-        </w:rPr>
-        <w:t xml:space="preserve">    def sleep(self):</w:t>
-      </w:r>
-    </w:p>
-    <w:p>
-      <w:pPr>
-        <w:jc w:val="both"/>
-        <w:rPr>
-          <w:b/>
-          <w:bCs/>
-          <w:color w:val="D86DCB" w:themeColor="accent5" w:themeTint="99"/>
-          <w:sz w:val="36"/>
-          <w:szCs w:val="36"/>
-        </w:rPr>
-      </w:pPr>
-      <w:r>
-        <w:rPr>
-          <w:b/>
-          <w:bCs/>
-          <w:color w:val="D86DCB" w:themeColor="accent5" w:themeTint="99"/>
-          <w:sz w:val="36"/>
-          <w:szCs w:val="36"/>
-        </w:rPr>
-        <w:t xml:space="preserve">        </w:t>
-      </w:r>
-      <w:proofErr w:type="gramStart"/>
-      <w:r>
-        <w:rPr>
-          <w:b/>
-          <w:bCs/>
-          <w:color w:val="D86DCB" w:themeColor="accent5" w:themeTint="99"/>
-          <w:sz w:val="36"/>
-          <w:szCs w:val="36"/>
-        </w:rPr>
-        <w:t>print(</w:t>
-      </w:r>
-      <w:proofErr w:type="gramEnd"/>
-      <w:r>
-        <w:rPr>
-          <w:b/>
-          <w:bCs/>
-          <w:color w:val="D86DCB" w:themeColor="accent5" w:themeTint="99"/>
-          <w:sz w:val="36"/>
-          <w:szCs w:val="36"/>
-        </w:rPr>
-        <w:t>'I can sleep')</w:t>
-      </w:r>
-    </w:p>
-    <w:p>
-      <w:pPr>
-        <w:jc w:val="both"/>
-        <w:rPr>
-          <w:b/>
-          <w:bCs/>
-          <w:color w:val="D86DCB" w:themeColor="accent5" w:themeTint="99"/>
-          <w:sz w:val="36"/>
-          <w:szCs w:val="36"/>
-        </w:rPr>
-      </w:pPr>
-      <w:r>
-        <w:rPr>
-          <w:b/>
-          <w:bCs/>
-          <w:color w:val="D86DCB" w:themeColor="accent5" w:themeTint="99"/>
-          <w:sz w:val="36"/>
-          <w:szCs w:val="36"/>
-        </w:rPr>
-        <w:t xml:space="preserve">class </w:t>
-      </w:r>
-      <w:proofErr w:type="gramStart"/>
-      <w:r>
-        <w:rPr>
-          <w:b/>
-          <w:bCs/>
-          <w:color w:val="D86DCB" w:themeColor="accent5" w:themeTint="99"/>
-          <w:sz w:val="36"/>
-          <w:szCs w:val="36"/>
-        </w:rPr>
-        <w:t>Dog(</w:t>
-      </w:r>
-      <w:proofErr w:type="gramEnd"/>
-      <w:r>
-        <w:rPr>
-          <w:b/>
-          <w:bCs/>
-          <w:color w:val="D86DCB" w:themeColor="accent5" w:themeTint="99"/>
-          <w:sz w:val="36"/>
-          <w:szCs w:val="36"/>
-        </w:rPr>
-        <w:t>Animal):</w:t>
-      </w:r>
-    </w:p>
-    <w:p>
-      <w:pPr>
-        <w:jc w:val="both"/>
-        <w:rPr>
-          <w:b/>
-          <w:bCs/>
-          <w:color w:val="D86DCB" w:themeColor="accent5" w:themeTint="99"/>
-          <w:sz w:val="36"/>
-          <w:szCs w:val="36"/>
-        </w:rPr>
-      </w:pPr>
-      <w:r>
-        <w:rPr>
-          <w:b/>
-          <w:bCs/>
-          <w:color w:val="D86DCB" w:themeColor="accent5" w:themeTint="99"/>
-          <w:sz w:val="36"/>
-          <w:szCs w:val="36"/>
-        </w:rPr>
-        <w:t xml:space="preserve">    def bark(self):</w:t>
-      </w:r>
-    </w:p>
-    <w:p>
-      <w:pPr>
-        <w:jc w:val="both"/>
-        <w:rPr>
-          <w:b/>
-          <w:bCs/>
-          <w:color w:val="D86DCB" w:themeColor="accent5" w:themeTint="99"/>
-          <w:sz w:val="36"/>
-          <w:szCs w:val="36"/>
-        </w:rPr>
-      </w:pPr>
-      <w:r>
-        <w:rPr>
-          <w:b/>
-          <w:bCs/>
-          <w:color w:val="D86DCB" w:themeColor="accent5" w:themeTint="99"/>
-          <w:sz w:val="36"/>
-          <w:szCs w:val="36"/>
-        </w:rPr>
-        <w:t xml:space="preserve">        </w:t>
-      </w:r>
-      <w:proofErr w:type="gramStart"/>
-      <w:r>
-        <w:rPr>
-          <w:b/>
-          <w:bCs/>
-          <w:color w:val="D86DCB" w:themeColor="accent5" w:themeTint="99"/>
-          <w:sz w:val="36"/>
-          <w:szCs w:val="36"/>
-        </w:rPr>
-        <w:t>print(</w:t>
-      </w:r>
-      <w:proofErr w:type="gramEnd"/>
-      <w:r>
-        <w:rPr>
-          <w:b/>
-          <w:bCs/>
-          <w:color w:val="D86DCB" w:themeColor="accent5" w:themeTint="99"/>
-          <w:sz w:val="36"/>
-          <w:szCs w:val="36"/>
-        </w:rPr>
-        <w:t>'I can bark! Woof Woof!!')</w:t>
-      </w:r>
-    </w:p>
-    <w:p>
-      <w:pPr>
-        <w:jc w:val="both"/>
-        <w:rPr>
-          <w:b/>
-          <w:bCs/>
-          <w:color w:val="D86DCB" w:themeColor="accent5" w:themeTint="99"/>
-          <w:sz w:val="36"/>
-          <w:szCs w:val="36"/>
-        </w:rPr>
-      </w:pPr>
-      <w:r>
-        <w:rPr>
-          <w:b/>
-          <w:bCs/>
-          <w:color w:val="D86DCB" w:themeColor="accent5" w:themeTint="99"/>
-          <w:sz w:val="36"/>
-          <w:szCs w:val="36"/>
-        </w:rPr>
-        <w:t xml:space="preserve">dog1 = </w:t>
-      </w:r>
-      <w:proofErr w:type="gramStart"/>
-      <w:r>
-        <w:rPr>
-          <w:b/>
-          <w:bCs/>
-          <w:color w:val="D86DCB" w:themeColor="accent5" w:themeTint="99"/>
-          <w:sz w:val="36"/>
-          <w:szCs w:val="36"/>
-        </w:rPr>
-        <w:t>Dog(</w:t>
-      </w:r>
-      <w:proofErr w:type="gramEnd"/>
-      <w:r>
-        <w:rPr>
-          <w:b/>
-          <w:bCs/>
-          <w:color w:val="D86DCB" w:themeColor="accent5" w:themeTint="99"/>
-          <w:sz w:val="36"/>
-          <w:szCs w:val="36"/>
-        </w:rPr>
-        <w:t>)</w:t>
-      </w:r>
-    </w:p>
-    <w:p>
-      <w:pPr>
-        <w:jc w:val="both"/>
-        <w:rPr>
-          <w:b/>
-          <w:bCs/>
-          <w:color w:val="D86DCB" w:themeColor="accent5" w:themeTint="99"/>
-          <w:sz w:val="36"/>
-          <w:szCs w:val="36"/>
-        </w:rPr>
-      </w:pPr>
-      <w:proofErr w:type="gramStart"/>
-      <w:r>
-        <w:rPr>
-          <w:b/>
-          <w:bCs/>
-          <w:color w:val="D86DCB" w:themeColor="accent5" w:themeTint="99"/>
-          <w:sz w:val="36"/>
-          <w:szCs w:val="36"/>
-        </w:rPr>
-        <w:t>dog1.eat(</w:t>
-      </w:r>
-      <w:proofErr w:type="gramEnd"/>
-      <w:r>
-        <w:rPr>
-          <w:b/>
-          <w:bCs/>
-          <w:color w:val="D86DCB" w:themeColor="accent5" w:themeTint="99"/>
-          <w:sz w:val="36"/>
-          <w:szCs w:val="36"/>
-        </w:rPr>
-        <w:t>)</w:t>
-      </w:r>
-    </w:p>
-    <w:p>
-      <w:pPr>
-        <w:jc w:val="both"/>
-        <w:rPr>
-          <w:b/>
-          <w:bCs/>
-          <w:color w:val="D86DCB" w:themeColor="accent5" w:themeTint="99"/>
-          <w:sz w:val="36"/>
-          <w:szCs w:val="36"/>
-        </w:rPr>
-      </w:pPr>
-      <w:r>
-        <w:rPr>
-          <w:b/>
-          <w:bCs/>
-          <w:color w:val="D86DCB" w:themeColor="accent5" w:themeTint="99"/>
-          <w:sz w:val="36"/>
-          <w:szCs w:val="36"/>
-        </w:rPr>
-        <w:t>dog1.sleep()</w:t>
-      </w:r>
-    </w:p>
-    <w:p>
-      <w:pPr>
-        <w:jc w:val="both"/>
-        <w:rPr>
-          <w:b/>
-          <w:bCs/>
-          <w:color w:val="D86DCB" w:themeColor="accent5" w:themeTint="99"/>
-          <w:sz w:val="36"/>
-          <w:szCs w:val="36"/>
-        </w:rPr>
-      </w:pPr>
-      <w:r>
-        <w:rPr>
-          <w:b/>
-          <w:bCs/>
-          <w:color w:val="D86DCB" w:themeColor="accent5" w:themeTint="99"/>
-          <w:sz w:val="36"/>
-          <w:szCs w:val="36"/>
-        </w:rPr>
-        <w:t>dog1.bark()</w:t>
-      </w:r>
-    </w:p>
-    <w:p>
-      <w:pPr>
-        <w:jc w:val="both"/>
-        <w:rPr>
-          <w:sz w:val="36"/>
-          <w:szCs w:val="36"/>
-        </w:rPr>
-      </w:pPr>
-    </w:p>
-    <w:p>
-      <w:pPr>
-        <w:jc w:val="both"/>
-        <w:rPr>
-          <w:b/>
-          <w:bCs/>
-          <w:sz w:val="36"/>
-          <w:szCs w:val="36"/>
-        </w:rPr>
-      </w:pPr>
-      <w:r>
-        <w:rPr>
-          <w:b/>
-          <w:bCs/>
-          <w:sz w:val="36"/>
-          <w:szCs w:val="36"/>
-        </w:rPr>
-        <w:t>Super keyword:</w:t>
-      </w:r>
-    </w:p>
-    <w:p>
-      <w:pPr>
-        <w:jc w:val="both"/>
-        <w:rPr>
-          <w:sz w:val="36"/>
-          <w:szCs w:val="36"/>
-        </w:rPr>
-      </w:pPr>
-      <w:r>
-        <w:rPr>
-          <w:sz w:val="36"/>
-          <w:szCs w:val="36"/>
-        </w:rPr>
-        <w:t>#</w:t>
-      </w:r>
-      <w:r>
-        <w:rPr>
-          <w:sz w:val="36"/>
-          <w:szCs w:val="36"/>
-        </w:rPr>
-        <w:t xml:space="preserve"> </w:t>
-      </w:r>
-      <w:proofErr w:type="gramStart"/>
-      <w:r>
-        <w:rPr>
-          <w:b/>
-          <w:bCs/>
-          <w:sz w:val="36"/>
-          <w:szCs w:val="36"/>
-        </w:rPr>
-        <w:t>super(</w:t>
-      </w:r>
-      <w:proofErr w:type="gramEnd"/>
-      <w:r>
-        <w:rPr>
-          <w:b/>
-          <w:bCs/>
-          <w:sz w:val="36"/>
-          <w:szCs w:val="36"/>
-        </w:rPr>
-        <w:t>)</w:t>
-      </w:r>
-      <w:r>
-        <w:rPr>
-          <w:sz w:val="36"/>
-          <w:szCs w:val="36"/>
-        </w:rPr>
-        <w:t xml:space="preserve"> lets us store or write variables</w:t>
-      </w:r>
-      <w:r>
-        <w:rPr>
-          <w:sz w:val="36"/>
-          <w:szCs w:val="36"/>
-        </w:rPr>
-        <w:t xml:space="preserve"> of the </w:t>
-      </w:r>
-      <w:proofErr w:type="spellStart"/>
-      <w:r>
-        <w:rPr>
-          <w:b/>
-          <w:bCs/>
-          <w:sz w:val="36"/>
-          <w:szCs w:val="36"/>
-        </w:rPr>
-        <w:t>init</w:t>
-      </w:r>
-      <w:proofErr w:type="spellEnd"/>
-      <w:r>
-        <w:rPr>
-          <w:sz w:val="36"/>
-          <w:szCs w:val="36"/>
-        </w:rPr>
-        <w:t xml:space="preserve"> function or method</w:t>
-      </w:r>
-      <w:r>
-        <w:rPr>
-          <w:sz w:val="36"/>
-          <w:szCs w:val="36"/>
-        </w:rPr>
-        <w:t xml:space="preserve"> </w:t>
-      </w:r>
-      <w:r>
-        <w:rPr>
-          <w:sz w:val="36"/>
-          <w:szCs w:val="36"/>
-        </w:rPr>
-        <w:t xml:space="preserve">which </w:t>
-      </w:r>
-      <w:r>
-        <w:rPr>
-          <w:sz w:val="36"/>
-          <w:szCs w:val="36"/>
-        </w:rPr>
-        <w:t>is</w:t>
-      </w:r>
-      <w:r>
-        <w:rPr>
-          <w:sz w:val="36"/>
-          <w:szCs w:val="36"/>
-        </w:rPr>
-        <w:t xml:space="preserve"> inherited from the parent class</w:t>
-      </w:r>
-      <w:r>
-        <w:rPr>
-          <w:sz w:val="36"/>
-          <w:szCs w:val="36"/>
-        </w:rPr>
-        <w:t xml:space="preserve"> when creating an object. But the variable name has to be same in the </w:t>
-      </w:r>
-      <w:proofErr w:type="spellStart"/>
-      <w:r>
-        <w:rPr>
-          <w:b/>
-          <w:bCs/>
-          <w:sz w:val="36"/>
-          <w:szCs w:val="36"/>
-        </w:rPr>
-        <w:t>init</w:t>
-      </w:r>
-      <w:proofErr w:type="spellEnd"/>
-      <w:r>
-        <w:rPr>
-          <w:sz w:val="36"/>
-          <w:szCs w:val="36"/>
-        </w:rPr>
-        <w:t xml:space="preserve"> function and </w:t>
-      </w:r>
-      <w:proofErr w:type="gramStart"/>
-      <w:r>
-        <w:rPr>
-          <w:b/>
-          <w:bCs/>
-          <w:sz w:val="36"/>
-          <w:szCs w:val="36"/>
-        </w:rPr>
-        <w:t>super(</w:t>
-      </w:r>
-      <w:proofErr w:type="gramEnd"/>
-      <w:r>
-        <w:rPr>
-          <w:b/>
-          <w:bCs/>
-          <w:sz w:val="36"/>
-          <w:szCs w:val="36"/>
-        </w:rPr>
-        <w:t>)</w:t>
-      </w:r>
-      <w:r>
-        <w:rPr>
-          <w:sz w:val="36"/>
-          <w:szCs w:val="36"/>
-        </w:rPr>
-        <w:t xml:space="preserve"> of the child class</w:t>
-      </w:r>
-    </w:p>
-    <w:p>
-      <w:pPr>
-        <w:jc w:val="both"/>
-        <w:rPr>
-          <w:sz w:val="36"/>
-          <w:szCs w:val="36"/>
-        </w:rPr>
-      </w:pPr>
-      <w:r>
-        <w:rPr>
-          <w:sz w:val="36"/>
-          <w:szCs w:val="36"/>
-        </w:rPr>
-        <w:t xml:space="preserve">Note: it does not work with the variables which are outside of the </w:t>
-      </w:r>
-      <w:proofErr w:type="spellStart"/>
-      <w:r>
-        <w:rPr>
-          <w:b/>
-          <w:bCs/>
-          <w:sz w:val="36"/>
-          <w:szCs w:val="36"/>
-        </w:rPr>
-        <w:t>init</w:t>
-      </w:r>
-      <w:proofErr w:type="spellEnd"/>
-      <w:r>
-        <w:rPr>
-          <w:sz w:val="36"/>
-          <w:szCs w:val="36"/>
-        </w:rPr>
-        <w:t xml:space="preserve"> function we have to edit them using dot</w:t>
-      </w:r>
-    </w:p>
-    <w:p>
-      <w:pPr>
-        <w:jc w:val="both"/>
-        <w:rPr>
-          <w:b/>
-          <w:bCs/>
-          <w:color w:val="D86DCB" w:themeColor="accent5" w:themeTint="99"/>
-          <w:sz w:val="36"/>
-          <w:szCs w:val="36"/>
-        </w:rPr>
-      </w:pPr>
-      <w:r>
-        <w:rPr>
-          <w:b/>
-          <w:bCs/>
-          <w:color w:val="D86DCB" w:themeColor="accent5" w:themeTint="99"/>
-          <w:sz w:val="36"/>
-          <w:szCs w:val="36"/>
-        </w:rPr>
-        <w:lastRenderedPageBreak/>
-        <w:t xml:space="preserve">class </w:t>
-      </w:r>
-      <w:proofErr w:type="spellStart"/>
-      <w:r>
-        <w:rPr>
-          <w:b/>
-          <w:bCs/>
-          <w:color w:val="D86DCB" w:themeColor="accent5" w:themeTint="99"/>
-          <w:sz w:val="36"/>
-          <w:szCs w:val="36"/>
-        </w:rPr>
-        <w:t>Vechile</w:t>
-      </w:r>
-      <w:proofErr w:type="spellEnd"/>
-      <w:r>
-        <w:rPr>
-          <w:b/>
-          <w:bCs/>
-          <w:color w:val="D86DCB" w:themeColor="accent5" w:themeTint="99"/>
-          <w:sz w:val="36"/>
-          <w:szCs w:val="36"/>
-        </w:rPr>
-        <w:t>:</w:t>
-      </w:r>
-    </w:p>
-    <w:p>
-      <w:pPr>
-        <w:jc w:val="both"/>
-        <w:rPr>
-          <w:b/>
-          <w:bCs/>
-          <w:color w:val="D86DCB" w:themeColor="accent5" w:themeTint="99"/>
-          <w:sz w:val="36"/>
-          <w:szCs w:val="36"/>
-        </w:rPr>
-      </w:pPr>
-      <w:r>
-        <w:rPr>
-          <w:b/>
-          <w:bCs/>
-          <w:color w:val="D86DCB" w:themeColor="accent5" w:themeTint="99"/>
-          <w:sz w:val="36"/>
-          <w:szCs w:val="36"/>
-        </w:rPr>
-        <w:t xml:space="preserve">    def __</w:t>
-      </w:r>
-      <w:proofErr w:type="spellStart"/>
-      <w:r>
-        <w:rPr>
-          <w:b/>
-          <w:bCs/>
-          <w:color w:val="D86DCB" w:themeColor="accent5" w:themeTint="99"/>
-          <w:sz w:val="36"/>
-          <w:szCs w:val="36"/>
-        </w:rPr>
-        <w:t>init</w:t>
-      </w:r>
-      <w:proofErr w:type="spellEnd"/>
-      <w:r>
-        <w:rPr>
-          <w:b/>
-          <w:bCs/>
-          <w:color w:val="D86DCB" w:themeColor="accent5" w:themeTint="99"/>
-          <w:sz w:val="36"/>
-          <w:szCs w:val="36"/>
-        </w:rPr>
-        <w:t>_</w:t>
-      </w:r>
-      <w:proofErr w:type="gramStart"/>
-      <w:r>
-        <w:rPr>
-          <w:b/>
-          <w:bCs/>
-          <w:color w:val="D86DCB" w:themeColor="accent5" w:themeTint="99"/>
-          <w:sz w:val="36"/>
-          <w:szCs w:val="36"/>
-        </w:rPr>
-        <w:t>_(</w:t>
-      </w:r>
-      <w:proofErr w:type="gramEnd"/>
-      <w:r>
-        <w:rPr>
-          <w:b/>
-          <w:bCs/>
-          <w:color w:val="D86DCB" w:themeColor="accent5" w:themeTint="99"/>
-          <w:sz w:val="36"/>
-          <w:szCs w:val="36"/>
-        </w:rPr>
-        <w:t xml:space="preserve">self, </w:t>
-      </w:r>
-      <w:proofErr w:type="spellStart"/>
-      <w:r>
-        <w:rPr>
-          <w:b/>
-          <w:bCs/>
-          <w:color w:val="D86DCB" w:themeColor="accent5" w:themeTint="99"/>
-          <w:sz w:val="36"/>
-          <w:szCs w:val="36"/>
-        </w:rPr>
-        <w:t>name,type</w:t>
-      </w:r>
-      <w:proofErr w:type="spellEnd"/>
-      <w:r>
-        <w:rPr>
-          <w:b/>
-          <w:bCs/>
-          <w:color w:val="D86DCB" w:themeColor="accent5" w:themeTint="99"/>
-          <w:sz w:val="36"/>
-          <w:szCs w:val="36"/>
-        </w:rPr>
-        <w:t>, brand):</w:t>
-      </w:r>
-    </w:p>
-    <w:p>
-      <w:pPr>
-        <w:jc w:val="both"/>
-        <w:rPr>
-          <w:b/>
-          <w:bCs/>
-          <w:color w:val="D86DCB" w:themeColor="accent5" w:themeTint="99"/>
-          <w:sz w:val="36"/>
-          <w:szCs w:val="36"/>
-        </w:rPr>
-      </w:pPr>
-      <w:r>
-        <w:rPr>
-          <w:b/>
-          <w:bCs/>
-          <w:color w:val="D86DCB" w:themeColor="accent5" w:themeTint="99"/>
-          <w:sz w:val="36"/>
-          <w:szCs w:val="36"/>
-        </w:rPr>
-        <w:t xml:space="preserve">        self.name = name</w:t>
       </w:r>
     </w:p>
     <w:p>
@@ -2997,6 +2711,1179 @@
           <w:sz w:val="36"/>
           <w:szCs w:val="36"/>
         </w:rPr>
+        <w:t>self.qr</w:t>
+      </w:r>
+      <w:proofErr w:type="gramEnd"/>
+      <w:r>
+        <w:rPr>
+          <w:b/>
+          <w:bCs/>
+          <w:color w:val="D86DCB" w:themeColor="accent5" w:themeTint="99"/>
+          <w:sz w:val="36"/>
+          <w:szCs w:val="36"/>
+        </w:rPr>
+        <w:t>_img</w:t>
+      </w:r>
+      <w:proofErr w:type="spellEnd"/>
+      <w:r>
+        <w:rPr>
+          <w:b/>
+          <w:bCs/>
+          <w:color w:val="D86DCB" w:themeColor="accent5" w:themeTint="99"/>
+          <w:sz w:val="36"/>
+          <w:szCs w:val="36"/>
+        </w:rPr>
+        <w:t xml:space="preserve"> = </w:t>
+      </w:r>
+      <w:proofErr w:type="spellStart"/>
+      <w:r>
+        <w:rPr>
+          <w:b/>
+          <w:bCs/>
+          <w:color w:val="D86DCB" w:themeColor="accent5" w:themeTint="99"/>
+          <w:sz w:val="36"/>
+          <w:szCs w:val="36"/>
+        </w:rPr>
+        <w:t>img</w:t>
+      </w:r>
+      <w:proofErr w:type="spellEnd"/>
+    </w:p>
+    <w:p>
+      <w:pPr>
+        <w:jc w:val="both"/>
+        <w:rPr>
+          <w:sz w:val="36"/>
+          <w:szCs w:val="36"/>
+        </w:rPr>
+      </w:pPr>
+    </w:p>
+    <w:p>
+      <w:pPr>
+        <w:jc w:val="both"/>
+        <w:rPr>
+          <w:b/>
+          <w:bCs/>
+          <w:sz w:val="36"/>
+          <w:szCs w:val="36"/>
+        </w:rPr>
+      </w:pPr>
+      <w:r>
+        <w:rPr>
+          <w:b/>
+          <w:bCs/>
+          <w:sz w:val="36"/>
+          <w:szCs w:val="36"/>
+        </w:rPr>
+        <w:t>Static Method:</w:t>
+      </w:r>
+    </w:p>
+    <w:p>
+      <w:pPr>
+        <w:jc w:val="both"/>
+        <w:rPr>
+          <w:sz w:val="36"/>
+          <w:szCs w:val="36"/>
+        </w:rPr>
+      </w:pPr>
+      <w:r>
+        <w:rPr>
+          <w:sz w:val="36"/>
+          <w:szCs w:val="36"/>
+        </w:rPr>
+        <w:t xml:space="preserve"># We can directly access the method or function of a class without creating an object or instance using </w:t>
+      </w:r>
+      <w:r>
+        <w:rPr>
+          <w:b/>
+          <w:bCs/>
+          <w:sz w:val="36"/>
+          <w:szCs w:val="36"/>
+        </w:rPr>
+        <w:t>@staticmethod</w:t>
+      </w:r>
+      <w:r>
+        <w:rPr>
+          <w:sz w:val="36"/>
+          <w:szCs w:val="36"/>
+        </w:rPr>
+        <w:t xml:space="preserve"> before a method</w:t>
+      </w:r>
+    </w:p>
+    <w:p>
+      <w:pPr>
+        <w:jc w:val="both"/>
+        <w:rPr>
+          <w:b/>
+          <w:bCs/>
+          <w:color w:val="D86DCB" w:themeColor="accent5" w:themeTint="99"/>
+          <w:sz w:val="36"/>
+          <w:szCs w:val="36"/>
+        </w:rPr>
+      </w:pPr>
+      <w:r>
+        <w:rPr>
+          <w:b/>
+          <w:bCs/>
+          <w:color w:val="D86DCB" w:themeColor="accent5" w:themeTint="99"/>
+          <w:sz w:val="36"/>
+          <w:szCs w:val="36"/>
+        </w:rPr>
+        <w:t>class Student:</w:t>
+      </w:r>
+    </w:p>
+    <w:p>
+      <w:pPr>
+        <w:jc w:val="both"/>
+        <w:rPr>
+          <w:b/>
+          <w:bCs/>
+          <w:color w:val="D86DCB" w:themeColor="accent5" w:themeTint="99"/>
+          <w:sz w:val="36"/>
+          <w:szCs w:val="36"/>
+        </w:rPr>
+      </w:pPr>
+      <w:r>
+        <w:rPr>
+          <w:b/>
+          <w:bCs/>
+          <w:color w:val="D86DCB" w:themeColor="accent5" w:themeTint="99"/>
+          <w:sz w:val="36"/>
+          <w:szCs w:val="36"/>
+        </w:rPr>
+        <w:t xml:space="preserve">    @staticmethod</w:t>
+      </w:r>
+    </w:p>
+    <w:p>
+      <w:pPr>
+        <w:jc w:val="both"/>
+        <w:rPr>
+          <w:b/>
+          <w:bCs/>
+          <w:color w:val="D86DCB" w:themeColor="accent5" w:themeTint="99"/>
+          <w:sz w:val="36"/>
+          <w:szCs w:val="36"/>
+        </w:rPr>
+      </w:pPr>
+      <w:r>
+        <w:rPr>
+          <w:b/>
+          <w:bCs/>
+          <w:color w:val="D86DCB" w:themeColor="accent5" w:themeTint="99"/>
+          <w:sz w:val="36"/>
+          <w:szCs w:val="36"/>
+        </w:rPr>
+        <w:t xml:space="preserve">    def </w:t>
+      </w:r>
+      <w:proofErr w:type="gramStart"/>
+      <w:r>
+        <w:rPr>
+          <w:b/>
+          <w:bCs/>
+          <w:color w:val="D86DCB" w:themeColor="accent5" w:themeTint="99"/>
+          <w:sz w:val="36"/>
+          <w:szCs w:val="36"/>
+        </w:rPr>
+        <w:t>grade(</w:t>
+      </w:r>
+      <w:proofErr w:type="gramEnd"/>
+      <w:r>
+        <w:rPr>
+          <w:b/>
+          <w:bCs/>
+          <w:color w:val="D86DCB" w:themeColor="accent5" w:themeTint="99"/>
+          <w:sz w:val="36"/>
+          <w:szCs w:val="36"/>
+        </w:rPr>
+        <w:t>):</w:t>
+      </w:r>
+    </w:p>
+    <w:p>
+      <w:pPr>
+        <w:jc w:val="both"/>
+        <w:rPr>
+          <w:b/>
+          <w:bCs/>
+          <w:color w:val="D86DCB" w:themeColor="accent5" w:themeTint="99"/>
+          <w:sz w:val="36"/>
+          <w:szCs w:val="36"/>
+        </w:rPr>
+      </w:pPr>
+      <w:r>
+        <w:rPr>
+          <w:b/>
+          <w:bCs/>
+          <w:color w:val="D86DCB" w:themeColor="accent5" w:themeTint="99"/>
+          <w:sz w:val="36"/>
+          <w:szCs w:val="36"/>
+        </w:rPr>
+        <w:t xml:space="preserve">        </w:t>
+      </w:r>
+      <w:proofErr w:type="gramStart"/>
+      <w:r>
+        <w:rPr>
+          <w:b/>
+          <w:bCs/>
+          <w:color w:val="D86DCB" w:themeColor="accent5" w:themeTint="99"/>
+          <w:sz w:val="36"/>
+          <w:szCs w:val="36"/>
+        </w:rPr>
+        <w:t>print(</w:t>
+      </w:r>
+      <w:proofErr w:type="gramEnd"/>
+      <w:r>
+        <w:rPr>
+          <w:b/>
+          <w:bCs/>
+          <w:color w:val="D86DCB" w:themeColor="accent5" w:themeTint="99"/>
+          <w:sz w:val="36"/>
+          <w:szCs w:val="36"/>
+        </w:rPr>
+        <w:t>'I got A+')</w:t>
+      </w:r>
+    </w:p>
+    <w:p>
+      <w:pPr>
+        <w:jc w:val="both"/>
+        <w:rPr>
+          <w:b/>
+          <w:bCs/>
+          <w:color w:val="D86DCB" w:themeColor="accent5" w:themeTint="99"/>
+          <w:sz w:val="36"/>
+          <w:szCs w:val="36"/>
+        </w:rPr>
+      </w:pPr>
+      <w:proofErr w:type="spellStart"/>
+      <w:r>
+        <w:rPr>
+          <w:b/>
+          <w:bCs/>
+          <w:color w:val="D86DCB" w:themeColor="accent5" w:themeTint="99"/>
+          <w:sz w:val="36"/>
+          <w:szCs w:val="36"/>
+        </w:rPr>
+        <w:lastRenderedPageBreak/>
+        <w:t>Student.grade</w:t>
+      </w:r>
+      <w:proofErr w:type="spellEnd"/>
+      <w:r>
+        <w:rPr>
+          <w:b/>
+          <w:bCs/>
+          <w:color w:val="D86DCB" w:themeColor="accent5" w:themeTint="99"/>
+          <w:sz w:val="36"/>
+          <w:szCs w:val="36"/>
+        </w:rPr>
+        <w:t>()</w:t>
+      </w:r>
+    </w:p>
+    <w:p>
+      <w:pPr>
+        <w:jc w:val="both"/>
+        <w:rPr>
+          <w:sz w:val="36"/>
+          <w:szCs w:val="36"/>
+        </w:rPr>
+      </w:pPr>
+    </w:p>
+    <w:p>
+      <w:pPr>
+        <w:jc w:val="both"/>
+        <w:rPr>
+          <w:sz w:val="36"/>
+          <w:szCs w:val="36"/>
+        </w:rPr>
+      </w:pPr>
+      <w:r>
+        <w:rPr>
+          <w:b/>
+          <w:bCs/>
+          <w:sz w:val="36"/>
+          <w:szCs w:val="36"/>
+        </w:rPr>
+        <w:t>Inheritance:</w:t>
+      </w:r>
+    </w:p>
+    <w:p>
+      <w:pPr>
+        <w:jc w:val="both"/>
+        <w:rPr>
+          <w:b/>
+          <w:bCs/>
+          <w:sz w:val="36"/>
+          <w:szCs w:val="36"/>
+        </w:rPr>
+      </w:pPr>
+      <w:r>
+        <w:rPr>
+          <w:sz w:val="36"/>
+          <w:szCs w:val="36"/>
+        </w:rPr>
+        <w:t># We can inherit a class just by-passing parent class (</w:t>
+      </w:r>
+      <w:r>
+        <w:rPr>
+          <w:b/>
+          <w:bCs/>
+          <w:sz w:val="36"/>
+          <w:szCs w:val="36"/>
+        </w:rPr>
+        <w:t>Animal</w:t>
+      </w:r>
+      <w:r>
+        <w:rPr>
+          <w:sz w:val="36"/>
+          <w:szCs w:val="36"/>
+        </w:rPr>
+        <w:t>) to the child class (</w:t>
+      </w:r>
+      <w:r>
+        <w:rPr>
+          <w:b/>
+          <w:bCs/>
+          <w:sz w:val="36"/>
+          <w:szCs w:val="36"/>
+        </w:rPr>
+        <w:t>Dog</w:t>
+      </w:r>
+      <w:r>
+        <w:rPr>
+          <w:sz w:val="36"/>
+          <w:szCs w:val="36"/>
+        </w:rPr>
+        <w:t>) in parentheses</w:t>
+      </w:r>
+      <w:r>
+        <w:rPr>
+          <w:b/>
+          <w:bCs/>
+          <w:sz w:val="36"/>
+          <w:szCs w:val="36"/>
+        </w:rPr>
+        <w:t xml:space="preserve"> ()</w:t>
+      </w:r>
+      <w:r>
+        <w:rPr>
+          <w:sz w:val="36"/>
+          <w:szCs w:val="36"/>
+        </w:rPr>
+        <w:t xml:space="preserve"> when creating the child class. Child class </w:t>
+      </w:r>
+      <w:r>
+        <w:rPr>
+          <w:b/>
+          <w:bCs/>
+          <w:sz w:val="36"/>
+          <w:szCs w:val="36"/>
+        </w:rPr>
+        <w:t>Dog</w:t>
+      </w:r>
+      <w:r>
+        <w:rPr>
+          <w:sz w:val="36"/>
+          <w:szCs w:val="36"/>
+        </w:rPr>
+        <w:t xml:space="preserve"> will inherit all the things like properties and methods of the parent class </w:t>
+      </w:r>
+      <w:r>
+        <w:rPr>
+          <w:b/>
+          <w:bCs/>
+          <w:sz w:val="36"/>
+          <w:szCs w:val="36"/>
+        </w:rPr>
+        <w:t>Animal</w:t>
+      </w:r>
+    </w:p>
+    <w:p>
+      <w:pPr>
+        <w:jc w:val="both"/>
+        <w:rPr>
+          <w:b/>
+          <w:bCs/>
+          <w:color w:val="D86DCB" w:themeColor="accent5" w:themeTint="99"/>
+          <w:sz w:val="36"/>
+          <w:szCs w:val="36"/>
+        </w:rPr>
+      </w:pPr>
+      <w:r>
+        <w:rPr>
+          <w:b/>
+          <w:bCs/>
+          <w:color w:val="D86DCB" w:themeColor="accent5" w:themeTint="99"/>
+          <w:sz w:val="36"/>
+          <w:szCs w:val="36"/>
+        </w:rPr>
+        <w:t>class Animal:</w:t>
+      </w:r>
+    </w:p>
+    <w:p>
+      <w:pPr>
+        <w:jc w:val="both"/>
+        <w:rPr>
+          <w:b/>
+          <w:bCs/>
+          <w:color w:val="D86DCB" w:themeColor="accent5" w:themeTint="99"/>
+          <w:sz w:val="36"/>
+          <w:szCs w:val="36"/>
+        </w:rPr>
+      </w:pPr>
+      <w:r>
+        <w:rPr>
+          <w:b/>
+          <w:bCs/>
+          <w:color w:val="D86DCB" w:themeColor="accent5" w:themeTint="99"/>
+          <w:sz w:val="36"/>
+          <w:szCs w:val="36"/>
+        </w:rPr>
+        <w:t xml:space="preserve">    def eat(self):</w:t>
+      </w:r>
+    </w:p>
+    <w:p>
+      <w:pPr>
+        <w:jc w:val="both"/>
+        <w:rPr>
+          <w:b/>
+          <w:bCs/>
+          <w:color w:val="D86DCB" w:themeColor="accent5" w:themeTint="99"/>
+          <w:sz w:val="36"/>
+          <w:szCs w:val="36"/>
+        </w:rPr>
+      </w:pPr>
+      <w:r>
+        <w:rPr>
+          <w:b/>
+          <w:bCs/>
+          <w:color w:val="D86DCB" w:themeColor="accent5" w:themeTint="99"/>
+          <w:sz w:val="36"/>
+          <w:szCs w:val="36"/>
+        </w:rPr>
+        <w:t xml:space="preserve">        </w:t>
+      </w:r>
+      <w:proofErr w:type="gramStart"/>
+      <w:r>
+        <w:rPr>
+          <w:b/>
+          <w:bCs/>
+          <w:color w:val="D86DCB" w:themeColor="accent5" w:themeTint="99"/>
+          <w:sz w:val="36"/>
+          <w:szCs w:val="36"/>
+        </w:rPr>
+        <w:t>print(</w:t>
+      </w:r>
+      <w:proofErr w:type="gramEnd"/>
+      <w:r>
+        <w:rPr>
+          <w:b/>
+          <w:bCs/>
+          <w:color w:val="D86DCB" w:themeColor="accent5" w:themeTint="99"/>
+          <w:sz w:val="36"/>
+          <w:szCs w:val="36"/>
+        </w:rPr>
+        <w:t>'I can eat')</w:t>
+      </w:r>
+    </w:p>
+    <w:p>
+      <w:pPr>
+        <w:jc w:val="both"/>
+        <w:rPr>
+          <w:b/>
+          <w:bCs/>
+          <w:color w:val="D86DCB" w:themeColor="accent5" w:themeTint="99"/>
+          <w:sz w:val="36"/>
+          <w:szCs w:val="36"/>
+        </w:rPr>
+      </w:pPr>
+      <w:r>
+        <w:rPr>
+          <w:b/>
+          <w:bCs/>
+          <w:color w:val="D86DCB" w:themeColor="accent5" w:themeTint="99"/>
+          <w:sz w:val="36"/>
+          <w:szCs w:val="36"/>
+        </w:rPr>
+        <w:t xml:space="preserve">    def sleep(self):</w:t>
+      </w:r>
+    </w:p>
+    <w:p>
+      <w:pPr>
+        <w:jc w:val="both"/>
+        <w:rPr>
+          <w:b/>
+          <w:bCs/>
+          <w:color w:val="D86DCB" w:themeColor="accent5" w:themeTint="99"/>
+          <w:sz w:val="36"/>
+          <w:szCs w:val="36"/>
+        </w:rPr>
+      </w:pPr>
+      <w:r>
+        <w:rPr>
+          <w:b/>
+          <w:bCs/>
+          <w:color w:val="D86DCB" w:themeColor="accent5" w:themeTint="99"/>
+          <w:sz w:val="36"/>
+          <w:szCs w:val="36"/>
+        </w:rPr>
+        <w:t xml:space="preserve">        </w:t>
+      </w:r>
+      <w:proofErr w:type="gramStart"/>
+      <w:r>
+        <w:rPr>
+          <w:b/>
+          <w:bCs/>
+          <w:color w:val="D86DCB" w:themeColor="accent5" w:themeTint="99"/>
+          <w:sz w:val="36"/>
+          <w:szCs w:val="36"/>
+        </w:rPr>
+        <w:t>print(</w:t>
+      </w:r>
+      <w:proofErr w:type="gramEnd"/>
+      <w:r>
+        <w:rPr>
+          <w:b/>
+          <w:bCs/>
+          <w:color w:val="D86DCB" w:themeColor="accent5" w:themeTint="99"/>
+          <w:sz w:val="36"/>
+          <w:szCs w:val="36"/>
+        </w:rPr>
+        <w:t>'I can sleep')</w:t>
+      </w:r>
+    </w:p>
+    <w:p>
+      <w:pPr>
+        <w:jc w:val="both"/>
+        <w:rPr>
+          <w:b/>
+          <w:bCs/>
+          <w:color w:val="D86DCB" w:themeColor="accent5" w:themeTint="99"/>
+          <w:sz w:val="36"/>
+          <w:szCs w:val="36"/>
+        </w:rPr>
+      </w:pPr>
+      <w:r>
+        <w:rPr>
+          <w:b/>
+          <w:bCs/>
+          <w:color w:val="D86DCB" w:themeColor="accent5" w:themeTint="99"/>
+          <w:sz w:val="36"/>
+          <w:szCs w:val="36"/>
+        </w:rPr>
+        <w:t xml:space="preserve">class </w:t>
+      </w:r>
+      <w:proofErr w:type="gramStart"/>
+      <w:r>
+        <w:rPr>
+          <w:b/>
+          <w:bCs/>
+          <w:color w:val="D86DCB" w:themeColor="accent5" w:themeTint="99"/>
+          <w:sz w:val="36"/>
+          <w:szCs w:val="36"/>
+        </w:rPr>
+        <w:t>Dog(</w:t>
+      </w:r>
+      <w:proofErr w:type="gramEnd"/>
+      <w:r>
+        <w:rPr>
+          <w:b/>
+          <w:bCs/>
+          <w:color w:val="D86DCB" w:themeColor="accent5" w:themeTint="99"/>
+          <w:sz w:val="36"/>
+          <w:szCs w:val="36"/>
+        </w:rPr>
+        <w:t>Animal):</w:t>
+      </w:r>
+    </w:p>
+    <w:p>
+      <w:pPr>
+        <w:jc w:val="both"/>
+        <w:rPr>
+          <w:b/>
+          <w:bCs/>
+          <w:color w:val="D86DCB" w:themeColor="accent5" w:themeTint="99"/>
+          <w:sz w:val="36"/>
+          <w:szCs w:val="36"/>
+        </w:rPr>
+      </w:pPr>
+      <w:r>
+        <w:rPr>
+          <w:b/>
+          <w:bCs/>
+          <w:color w:val="D86DCB" w:themeColor="accent5" w:themeTint="99"/>
+          <w:sz w:val="36"/>
+          <w:szCs w:val="36"/>
+        </w:rPr>
+        <w:t xml:space="preserve">    def bark(self):</w:t>
+      </w:r>
+    </w:p>
+    <w:p>
+      <w:pPr>
+        <w:jc w:val="both"/>
+        <w:rPr>
+          <w:b/>
+          <w:bCs/>
+          <w:color w:val="D86DCB" w:themeColor="accent5" w:themeTint="99"/>
+          <w:sz w:val="36"/>
+          <w:szCs w:val="36"/>
+        </w:rPr>
+      </w:pPr>
+      <w:r>
+        <w:rPr>
+          <w:b/>
+          <w:bCs/>
+          <w:color w:val="D86DCB" w:themeColor="accent5" w:themeTint="99"/>
+          <w:sz w:val="36"/>
+          <w:szCs w:val="36"/>
+        </w:rPr>
+        <w:t xml:space="preserve">        </w:t>
+      </w:r>
+      <w:proofErr w:type="gramStart"/>
+      <w:r>
+        <w:rPr>
+          <w:b/>
+          <w:bCs/>
+          <w:color w:val="D86DCB" w:themeColor="accent5" w:themeTint="99"/>
+          <w:sz w:val="36"/>
+          <w:szCs w:val="36"/>
+        </w:rPr>
+        <w:t>print(</w:t>
+      </w:r>
+      <w:proofErr w:type="gramEnd"/>
+      <w:r>
+        <w:rPr>
+          <w:b/>
+          <w:bCs/>
+          <w:color w:val="D86DCB" w:themeColor="accent5" w:themeTint="99"/>
+          <w:sz w:val="36"/>
+          <w:szCs w:val="36"/>
+        </w:rPr>
+        <w:t>'I can bark! Woof Woof!!')</w:t>
+      </w:r>
+    </w:p>
+    <w:p>
+      <w:pPr>
+        <w:jc w:val="both"/>
+        <w:rPr>
+          <w:b/>
+          <w:bCs/>
+          <w:color w:val="D86DCB" w:themeColor="accent5" w:themeTint="99"/>
+          <w:sz w:val="36"/>
+          <w:szCs w:val="36"/>
+        </w:rPr>
+      </w:pPr>
+      <w:r>
+        <w:rPr>
+          <w:b/>
+          <w:bCs/>
+          <w:color w:val="D86DCB" w:themeColor="accent5" w:themeTint="99"/>
+          <w:sz w:val="36"/>
+          <w:szCs w:val="36"/>
+        </w:rPr>
+        <w:t xml:space="preserve">dog1 = </w:t>
+      </w:r>
+      <w:proofErr w:type="gramStart"/>
+      <w:r>
+        <w:rPr>
+          <w:b/>
+          <w:bCs/>
+          <w:color w:val="D86DCB" w:themeColor="accent5" w:themeTint="99"/>
+          <w:sz w:val="36"/>
+          <w:szCs w:val="36"/>
+        </w:rPr>
+        <w:t>Dog(</w:t>
+      </w:r>
+      <w:proofErr w:type="gramEnd"/>
+      <w:r>
+        <w:rPr>
+          <w:b/>
+          <w:bCs/>
+          <w:color w:val="D86DCB" w:themeColor="accent5" w:themeTint="99"/>
+          <w:sz w:val="36"/>
+          <w:szCs w:val="36"/>
+        </w:rPr>
+        <w:t>)</w:t>
+      </w:r>
+    </w:p>
+    <w:p>
+      <w:pPr>
+        <w:jc w:val="both"/>
+        <w:rPr>
+          <w:b/>
+          <w:bCs/>
+          <w:color w:val="D86DCB" w:themeColor="accent5" w:themeTint="99"/>
+          <w:sz w:val="36"/>
+          <w:szCs w:val="36"/>
+        </w:rPr>
+      </w:pPr>
+      <w:proofErr w:type="gramStart"/>
+      <w:r>
+        <w:rPr>
+          <w:b/>
+          <w:bCs/>
+          <w:color w:val="D86DCB" w:themeColor="accent5" w:themeTint="99"/>
+          <w:sz w:val="36"/>
+          <w:szCs w:val="36"/>
+        </w:rPr>
+        <w:t>dog1.eat(</w:t>
+      </w:r>
+      <w:proofErr w:type="gramEnd"/>
+      <w:r>
+        <w:rPr>
+          <w:b/>
+          <w:bCs/>
+          <w:color w:val="D86DCB" w:themeColor="accent5" w:themeTint="99"/>
+          <w:sz w:val="36"/>
+          <w:szCs w:val="36"/>
+        </w:rPr>
+        <w:t>)</w:t>
+      </w:r>
+    </w:p>
+    <w:p>
+      <w:pPr>
+        <w:jc w:val="both"/>
+        <w:rPr>
+          <w:b/>
+          <w:bCs/>
+          <w:color w:val="D86DCB" w:themeColor="accent5" w:themeTint="99"/>
+          <w:sz w:val="36"/>
+          <w:szCs w:val="36"/>
+        </w:rPr>
+      </w:pPr>
+      <w:r>
+        <w:rPr>
+          <w:b/>
+          <w:bCs/>
+          <w:color w:val="D86DCB" w:themeColor="accent5" w:themeTint="99"/>
+          <w:sz w:val="36"/>
+          <w:szCs w:val="36"/>
+        </w:rPr>
+        <w:t>dog1.sleep()</w:t>
+      </w:r>
+    </w:p>
+    <w:p>
+      <w:pPr>
+        <w:jc w:val="both"/>
+        <w:rPr>
+          <w:b/>
+          <w:bCs/>
+          <w:color w:val="D86DCB" w:themeColor="accent5" w:themeTint="99"/>
+          <w:sz w:val="36"/>
+          <w:szCs w:val="36"/>
+        </w:rPr>
+      </w:pPr>
+      <w:r>
+        <w:rPr>
+          <w:b/>
+          <w:bCs/>
+          <w:color w:val="D86DCB" w:themeColor="accent5" w:themeTint="99"/>
+          <w:sz w:val="36"/>
+          <w:szCs w:val="36"/>
+        </w:rPr>
+        <w:t>dog1.bark()</w:t>
+      </w:r>
+    </w:p>
+    <w:p>
+      <w:pPr>
+        <w:jc w:val="both"/>
+        <w:rPr>
+          <w:sz w:val="36"/>
+          <w:szCs w:val="36"/>
+        </w:rPr>
+      </w:pPr>
+    </w:p>
+    <w:p>
+      <w:pPr>
+        <w:jc w:val="both"/>
+        <w:rPr>
+          <w:b/>
+          <w:bCs/>
+          <w:sz w:val="36"/>
+          <w:szCs w:val="36"/>
+        </w:rPr>
+      </w:pPr>
+      <w:r>
+        <w:rPr>
+          <w:b/>
+          <w:bCs/>
+          <w:sz w:val="36"/>
+          <w:szCs w:val="36"/>
+        </w:rPr>
+        <w:t>Super keyword:</w:t>
+      </w:r>
+    </w:p>
+    <w:p>
+      <w:pPr>
+        <w:jc w:val="both"/>
+        <w:rPr>
+          <w:sz w:val="36"/>
+          <w:szCs w:val="36"/>
+        </w:rPr>
+      </w:pPr>
+      <w:r>
+        <w:rPr>
+          <w:sz w:val="36"/>
+          <w:szCs w:val="36"/>
+        </w:rPr>
+        <w:lastRenderedPageBreak/>
+        <w:t>#</w:t>
+      </w:r>
+      <w:r>
+        <w:rPr>
+          <w:sz w:val="36"/>
+          <w:szCs w:val="36"/>
+        </w:rPr>
+        <w:t xml:space="preserve"> </w:t>
+      </w:r>
+      <w:proofErr w:type="gramStart"/>
+      <w:r>
+        <w:rPr>
+          <w:b/>
+          <w:bCs/>
+          <w:sz w:val="36"/>
+          <w:szCs w:val="36"/>
+        </w:rPr>
+        <w:t>super(</w:t>
+      </w:r>
+      <w:proofErr w:type="gramEnd"/>
+      <w:r>
+        <w:rPr>
+          <w:b/>
+          <w:bCs/>
+          <w:sz w:val="36"/>
+          <w:szCs w:val="36"/>
+        </w:rPr>
+        <w:t>)</w:t>
+      </w:r>
+      <w:r>
+        <w:rPr>
+          <w:sz w:val="36"/>
+          <w:szCs w:val="36"/>
+        </w:rPr>
+        <w:t xml:space="preserve"> lets us store or write variables</w:t>
+      </w:r>
+      <w:r>
+        <w:rPr>
+          <w:sz w:val="36"/>
+          <w:szCs w:val="36"/>
+        </w:rPr>
+        <w:t xml:space="preserve"> of the </w:t>
+      </w:r>
+      <w:proofErr w:type="spellStart"/>
+      <w:r>
+        <w:rPr>
+          <w:b/>
+          <w:bCs/>
+          <w:sz w:val="36"/>
+          <w:szCs w:val="36"/>
+        </w:rPr>
+        <w:t>init</w:t>
+      </w:r>
+      <w:proofErr w:type="spellEnd"/>
+      <w:r>
+        <w:rPr>
+          <w:sz w:val="36"/>
+          <w:szCs w:val="36"/>
+        </w:rPr>
+        <w:t xml:space="preserve"> function or method</w:t>
+      </w:r>
+      <w:r>
+        <w:rPr>
+          <w:sz w:val="36"/>
+          <w:szCs w:val="36"/>
+        </w:rPr>
+        <w:t xml:space="preserve"> </w:t>
+      </w:r>
+      <w:r>
+        <w:rPr>
+          <w:sz w:val="36"/>
+          <w:szCs w:val="36"/>
+        </w:rPr>
+        <w:t xml:space="preserve">which </w:t>
+      </w:r>
+      <w:r>
+        <w:rPr>
+          <w:sz w:val="36"/>
+          <w:szCs w:val="36"/>
+        </w:rPr>
+        <w:t>is</w:t>
+      </w:r>
+      <w:r>
+        <w:rPr>
+          <w:sz w:val="36"/>
+          <w:szCs w:val="36"/>
+        </w:rPr>
+        <w:t xml:space="preserve"> inherited from the parent class</w:t>
+      </w:r>
+      <w:r>
+        <w:rPr>
+          <w:sz w:val="36"/>
+          <w:szCs w:val="36"/>
+        </w:rPr>
+        <w:t xml:space="preserve"> when creating an object. But the variable name has to be same in the </w:t>
+      </w:r>
+      <w:proofErr w:type="spellStart"/>
+      <w:r>
+        <w:rPr>
+          <w:b/>
+          <w:bCs/>
+          <w:sz w:val="36"/>
+          <w:szCs w:val="36"/>
+        </w:rPr>
+        <w:t>init</w:t>
+      </w:r>
+      <w:proofErr w:type="spellEnd"/>
+      <w:r>
+        <w:rPr>
+          <w:sz w:val="36"/>
+          <w:szCs w:val="36"/>
+        </w:rPr>
+        <w:t xml:space="preserve"> function and </w:t>
+      </w:r>
+      <w:proofErr w:type="gramStart"/>
+      <w:r>
+        <w:rPr>
+          <w:b/>
+          <w:bCs/>
+          <w:sz w:val="36"/>
+          <w:szCs w:val="36"/>
+        </w:rPr>
+        <w:t>super(</w:t>
+      </w:r>
+      <w:proofErr w:type="gramEnd"/>
+      <w:r>
+        <w:rPr>
+          <w:b/>
+          <w:bCs/>
+          <w:sz w:val="36"/>
+          <w:szCs w:val="36"/>
+        </w:rPr>
+        <w:t>)</w:t>
+      </w:r>
+      <w:r>
+        <w:rPr>
+          <w:sz w:val="36"/>
+          <w:szCs w:val="36"/>
+        </w:rPr>
+        <w:t xml:space="preserve"> of the child class</w:t>
+      </w:r>
+    </w:p>
+    <w:p>
+      <w:pPr>
+        <w:jc w:val="both"/>
+        <w:rPr>
+          <w:sz w:val="36"/>
+          <w:szCs w:val="36"/>
+        </w:rPr>
+      </w:pPr>
+      <w:r>
+        <w:rPr>
+          <w:sz w:val="36"/>
+          <w:szCs w:val="36"/>
+        </w:rPr>
+        <w:t xml:space="preserve">Note: it does not work with the variables which are outside of the </w:t>
+      </w:r>
+      <w:proofErr w:type="spellStart"/>
+      <w:r>
+        <w:rPr>
+          <w:b/>
+          <w:bCs/>
+          <w:sz w:val="36"/>
+          <w:szCs w:val="36"/>
+        </w:rPr>
+        <w:t>init</w:t>
+      </w:r>
+      <w:proofErr w:type="spellEnd"/>
+      <w:r>
+        <w:rPr>
+          <w:sz w:val="36"/>
+          <w:szCs w:val="36"/>
+        </w:rPr>
+        <w:t xml:space="preserve"> function we have to edit them using dot</w:t>
+      </w:r>
+    </w:p>
+    <w:p>
+      <w:pPr>
+        <w:jc w:val="both"/>
+        <w:rPr>
+          <w:b/>
+          <w:bCs/>
+          <w:color w:val="D86DCB" w:themeColor="accent5" w:themeTint="99"/>
+          <w:sz w:val="36"/>
+          <w:szCs w:val="36"/>
+        </w:rPr>
+      </w:pPr>
+      <w:r>
+        <w:rPr>
+          <w:b/>
+          <w:bCs/>
+          <w:color w:val="D86DCB" w:themeColor="accent5" w:themeTint="99"/>
+          <w:sz w:val="36"/>
+          <w:szCs w:val="36"/>
+        </w:rPr>
+        <w:t xml:space="preserve">class </w:t>
+      </w:r>
+      <w:proofErr w:type="spellStart"/>
+      <w:r>
+        <w:rPr>
+          <w:b/>
+          <w:bCs/>
+          <w:color w:val="D86DCB" w:themeColor="accent5" w:themeTint="99"/>
+          <w:sz w:val="36"/>
+          <w:szCs w:val="36"/>
+        </w:rPr>
+        <w:t>Vechile</w:t>
+      </w:r>
+      <w:proofErr w:type="spellEnd"/>
+      <w:r>
+        <w:rPr>
+          <w:b/>
+          <w:bCs/>
+          <w:color w:val="D86DCB" w:themeColor="accent5" w:themeTint="99"/>
+          <w:sz w:val="36"/>
+          <w:szCs w:val="36"/>
+        </w:rPr>
+        <w:t>:</w:t>
+      </w:r>
+    </w:p>
+    <w:p>
+      <w:pPr>
+        <w:jc w:val="both"/>
+        <w:rPr>
+          <w:b/>
+          <w:bCs/>
+          <w:color w:val="D86DCB" w:themeColor="accent5" w:themeTint="99"/>
+          <w:sz w:val="36"/>
+          <w:szCs w:val="36"/>
+        </w:rPr>
+      </w:pPr>
+      <w:r>
+        <w:rPr>
+          <w:b/>
+          <w:bCs/>
+          <w:color w:val="D86DCB" w:themeColor="accent5" w:themeTint="99"/>
+          <w:sz w:val="36"/>
+          <w:szCs w:val="36"/>
+        </w:rPr>
+        <w:t xml:space="preserve">    def __</w:t>
+      </w:r>
+      <w:proofErr w:type="spellStart"/>
+      <w:r>
+        <w:rPr>
+          <w:b/>
+          <w:bCs/>
+          <w:color w:val="D86DCB" w:themeColor="accent5" w:themeTint="99"/>
+          <w:sz w:val="36"/>
+          <w:szCs w:val="36"/>
+        </w:rPr>
+        <w:t>init</w:t>
+      </w:r>
+      <w:proofErr w:type="spellEnd"/>
+      <w:r>
+        <w:rPr>
+          <w:b/>
+          <w:bCs/>
+          <w:color w:val="D86DCB" w:themeColor="accent5" w:themeTint="99"/>
+          <w:sz w:val="36"/>
+          <w:szCs w:val="36"/>
+        </w:rPr>
+        <w:t>_</w:t>
+      </w:r>
+      <w:proofErr w:type="gramStart"/>
+      <w:r>
+        <w:rPr>
+          <w:b/>
+          <w:bCs/>
+          <w:color w:val="D86DCB" w:themeColor="accent5" w:themeTint="99"/>
+          <w:sz w:val="36"/>
+          <w:szCs w:val="36"/>
+        </w:rPr>
+        <w:t>_(</w:t>
+      </w:r>
+      <w:proofErr w:type="gramEnd"/>
+      <w:r>
+        <w:rPr>
+          <w:b/>
+          <w:bCs/>
+          <w:color w:val="D86DCB" w:themeColor="accent5" w:themeTint="99"/>
+          <w:sz w:val="36"/>
+          <w:szCs w:val="36"/>
+        </w:rPr>
+        <w:t xml:space="preserve">self, </w:t>
+      </w:r>
+      <w:proofErr w:type="spellStart"/>
+      <w:r>
+        <w:rPr>
+          <w:b/>
+          <w:bCs/>
+          <w:color w:val="D86DCB" w:themeColor="accent5" w:themeTint="99"/>
+          <w:sz w:val="36"/>
+          <w:szCs w:val="36"/>
+        </w:rPr>
+        <w:t>name,type</w:t>
+      </w:r>
+      <w:proofErr w:type="spellEnd"/>
+      <w:r>
+        <w:rPr>
+          <w:b/>
+          <w:bCs/>
+          <w:color w:val="D86DCB" w:themeColor="accent5" w:themeTint="99"/>
+          <w:sz w:val="36"/>
+          <w:szCs w:val="36"/>
+        </w:rPr>
+        <w:t>, brand):</w:t>
+      </w:r>
+    </w:p>
+    <w:p>
+      <w:pPr>
+        <w:jc w:val="both"/>
+        <w:rPr>
+          <w:b/>
+          <w:bCs/>
+          <w:color w:val="D86DCB" w:themeColor="accent5" w:themeTint="99"/>
+          <w:sz w:val="36"/>
+          <w:szCs w:val="36"/>
+        </w:rPr>
+      </w:pPr>
+      <w:r>
+        <w:rPr>
+          <w:b/>
+          <w:bCs/>
+          <w:color w:val="D86DCB" w:themeColor="accent5" w:themeTint="99"/>
+          <w:sz w:val="36"/>
+          <w:szCs w:val="36"/>
+        </w:rPr>
+        <w:t xml:space="preserve">        self.name = name</w:t>
+      </w:r>
+    </w:p>
+    <w:p>
+      <w:pPr>
+        <w:jc w:val="both"/>
+        <w:rPr>
+          <w:b/>
+          <w:bCs/>
+          <w:color w:val="D86DCB" w:themeColor="accent5" w:themeTint="99"/>
+          <w:sz w:val="36"/>
+          <w:szCs w:val="36"/>
+        </w:rPr>
+      </w:pPr>
+      <w:r>
+        <w:rPr>
+          <w:b/>
+          <w:bCs/>
+          <w:color w:val="D86DCB" w:themeColor="accent5" w:themeTint="99"/>
+          <w:sz w:val="36"/>
+          <w:szCs w:val="36"/>
+        </w:rPr>
+        <w:t xml:space="preserve">        </w:t>
+      </w:r>
+      <w:proofErr w:type="spellStart"/>
+      <w:proofErr w:type="gramStart"/>
+      <w:r>
+        <w:rPr>
+          <w:b/>
+          <w:bCs/>
+          <w:color w:val="D86DCB" w:themeColor="accent5" w:themeTint="99"/>
+          <w:sz w:val="36"/>
+          <w:szCs w:val="36"/>
+        </w:rPr>
         <w:t>self.type</w:t>
       </w:r>
       <w:proofErr w:type="spellEnd"/>
@@ -3736,7 +4623,6 @@
           <w:sz w:val="36"/>
           <w:szCs w:val="36"/>
         </w:rPr>
-        <w:lastRenderedPageBreak/>
         <w:t xml:space="preserve"># </w:t>
       </w:r>
       <w:r>
@@ -4290,6 +5176,7 @@
           <w:sz w:val="36"/>
           <w:szCs w:val="36"/>
         </w:rPr>
+        <w:lastRenderedPageBreak/>
         <w:t>desktop._</w:t>
       </w:r>
       <w:proofErr w:type="gramEnd"/>
@@ -4467,15 +5354,6 @@
       <w:pPr>
         <w:jc w:val="both"/>
         <w:rPr>
-          <w:sz w:val="36"/>
-          <w:szCs w:val="36"/>
-        </w:rPr>
-      </w:pPr>
-    </w:p>
-    <w:p>
-      <w:pPr>
-        <w:jc w:val="both"/>
-        <w:rPr>
           <w:b/>
           <w:bCs/>
           <w:sz w:val="36"/>
@@ -4868,6 +5746,7 @@
           <w:sz w:val="36"/>
           <w:szCs w:val="36"/>
         </w:rPr>
+        <w:lastRenderedPageBreak/>
         <w:t xml:space="preserve">    def render(self):</w:t>
       </w:r>
     </w:p>
@@ -5014,7 +5893,6 @@
           <w:sz w:val="36"/>
           <w:szCs w:val="36"/>
         </w:rPr>
-        <w:lastRenderedPageBreak/>
         <w:t xml:space="preserve">circle = </w:t>
       </w:r>
       <w:proofErr w:type="gramStart"/>
